--- a/KURIKULUM2026_REVISI/DOCX/002_FORMULASI_3_PEO_DAN_4_PROFIL_LULUSAN_SISTEKIN.docx
+++ b/KURIKULUM2026_REVISI/DOCX/002_FORMULASI_3_PEO_DAN_4_PROFIL_LULUSAN_SISTEKIN.docx
@@ -75,9 +75,9 @@
       <w:r>
         <w:rPr>
           <w:color w:val="C8D2E1"/>
-          <w:sz w:val="16"/>
+          <w:sz w:val="14"/>
         </w:rPr>
-        <w:t>_________________________________________________________________________________</w:t>
+        <w:t>———————————————————————————————————————————————————————————————————————————</w:t>
       </w:r>
     </w:p>
     <w:p>
@@ -126,11 +126,11 @@
         </w:tblBorders>
       </w:tblPr>
       <w:tblGrid>
-        <w:gridCol w:w="1806"/>
-        <w:gridCol w:w="1806"/>
-        <w:gridCol w:w="1806"/>
-        <w:gridCol w:w="1806"/>
-        <w:gridCol w:w="1806"/>
+        <w:gridCol w:w="1921"/>
+        <w:gridCol w:w="1921"/>
+        <w:gridCol w:w="1921"/>
+        <w:gridCol w:w="1921"/>
+        <w:gridCol w:w="1921"/>
       </w:tblGrid>
       <w:tr>
         <w:trPr>
@@ -140,7 +140,7 @@
         </w:trPr>
         <w:tc>
           <w:tcPr>
-            <w:tcW w:type="dxa" w:w="1806"/>
+            <w:tcW w:type="dxa" w:w="1921"/>
             <w:vAlign w:val="center"/>
             <w:shd w:fill="1F3864"/>
             <w:tcMar>
@@ -168,7 +168,7 @@
         </w:tc>
         <w:tc>
           <w:tcPr>
-            <w:tcW w:type="dxa" w:w="1806"/>
+            <w:tcW w:type="dxa" w:w="1921"/>
             <w:vAlign w:val="center"/>
             <w:shd w:fill="1F3864"/>
             <w:tcMar>
@@ -196,7 +196,7 @@
         </w:tc>
         <w:tc>
           <w:tcPr>
-            <w:tcW w:type="dxa" w:w="1806"/>
+            <w:tcW w:type="dxa" w:w="1921"/>
             <w:vAlign w:val="center"/>
             <w:shd w:fill="1F3864"/>
             <w:tcMar>
@@ -224,7 +224,7 @@
         </w:tc>
         <w:tc>
           <w:tcPr>
-            <w:tcW w:type="dxa" w:w="1806"/>
+            <w:tcW w:type="dxa" w:w="1921"/>
             <w:vAlign w:val="center"/>
             <w:shd w:fill="1F3864"/>
             <w:tcMar>
@@ -252,7 +252,7 @@
         </w:tc>
         <w:tc>
           <w:tcPr>
-            <w:tcW w:type="dxa" w:w="1806"/>
+            <w:tcW w:type="dxa" w:w="1921"/>
             <w:vAlign w:val="center"/>
             <w:shd w:fill="1F3864"/>
             <w:tcMar>
@@ -285,14 +285,14 @@
         </w:trPr>
         <w:tc>
           <w:tcPr>
-            <w:tcW w:type="dxa" w:w="1806"/>
+            <w:tcW w:type="dxa" w:w="1921"/>
             <w:vAlign w:val="center"/>
             <w:shd w:fill="FFFFFF"/>
             <w:tcMar>
-              <w:top w:w="80" w:type="dxa"/>
-              <w:bottom w:w="80" w:type="dxa"/>
-              <w:left w:w="100" w:type="dxa"/>
-              <w:right w:w="100" w:type="dxa"/>
+              <w:top w:w="70" w:type="dxa"/>
+              <w:bottom w:w="70" w:type="dxa"/>
+              <w:left w:w="90" w:type="dxa"/>
+              <w:right w:w="90" w:type="dxa"/>
             </w:tcMar>
           </w:tcPr>
           <w:p>
@@ -312,14 +312,14 @@
         </w:tc>
         <w:tc>
           <w:tcPr>
-            <w:tcW w:type="dxa" w:w="1806"/>
+            <w:tcW w:type="dxa" w:w="1921"/>
             <w:vAlign w:val="center"/>
             <w:shd w:fill="FFFFFF"/>
             <w:tcMar>
-              <w:top w:w="80" w:type="dxa"/>
-              <w:bottom w:w="80" w:type="dxa"/>
-              <w:left w:w="100" w:type="dxa"/>
-              <w:right w:w="100" w:type="dxa"/>
+              <w:top w:w="70" w:type="dxa"/>
+              <w:bottom w:w="70" w:type="dxa"/>
+              <w:left w:w="90" w:type="dxa"/>
+              <w:right w:w="90" w:type="dxa"/>
             </w:tcMar>
           </w:tcPr>
           <w:p>
@@ -339,14 +339,14 @@
         </w:tc>
         <w:tc>
           <w:tcPr>
-            <w:tcW w:type="dxa" w:w="1806"/>
+            <w:tcW w:type="dxa" w:w="1921"/>
             <w:vAlign w:val="center"/>
             <w:shd w:fill="FFFFFF"/>
             <w:tcMar>
-              <w:top w:w="80" w:type="dxa"/>
-              <w:bottom w:w="80" w:type="dxa"/>
-              <w:left w:w="100" w:type="dxa"/>
-              <w:right w:w="100" w:type="dxa"/>
+              <w:top w:w="70" w:type="dxa"/>
+              <w:bottom w:w="70" w:type="dxa"/>
+              <w:left w:w="90" w:type="dxa"/>
+              <w:right w:w="90" w:type="dxa"/>
             </w:tcMar>
           </w:tcPr>
           <w:p>
@@ -366,14 +366,14 @@
         </w:tc>
         <w:tc>
           <w:tcPr>
-            <w:tcW w:type="dxa" w:w="1806"/>
+            <w:tcW w:type="dxa" w:w="1921"/>
             <w:vAlign w:val="center"/>
             <w:shd w:fill="FFFFFF"/>
             <w:tcMar>
-              <w:top w:w="80" w:type="dxa"/>
-              <w:bottom w:w="80" w:type="dxa"/>
-              <w:left w:w="100" w:type="dxa"/>
-              <w:right w:w="100" w:type="dxa"/>
+              <w:top w:w="70" w:type="dxa"/>
+              <w:bottom w:w="70" w:type="dxa"/>
+              <w:left w:w="90" w:type="dxa"/>
+              <w:right w:w="90" w:type="dxa"/>
             </w:tcMar>
           </w:tcPr>
           <w:p>
@@ -393,14 +393,14 @@
         </w:tc>
         <w:tc>
           <w:tcPr>
-            <w:tcW w:type="dxa" w:w="1806"/>
+            <w:tcW w:type="dxa" w:w="1921"/>
             <w:vAlign w:val="center"/>
             <w:shd w:fill="FFFFFF"/>
             <w:tcMar>
-              <w:top w:w="80" w:type="dxa"/>
-              <w:bottom w:w="80" w:type="dxa"/>
-              <w:left w:w="100" w:type="dxa"/>
-              <w:right w:w="100" w:type="dxa"/>
+              <w:top w:w="70" w:type="dxa"/>
+              <w:bottom w:w="70" w:type="dxa"/>
+              <w:left w:w="90" w:type="dxa"/>
+              <w:right w:w="90" w:type="dxa"/>
             </w:tcMar>
           </w:tcPr>
           <w:p>
@@ -425,14 +425,14 @@
         </w:trPr>
         <w:tc>
           <w:tcPr>
-            <w:tcW w:type="dxa" w:w="1806"/>
+            <w:tcW w:type="dxa" w:w="1921"/>
             <w:vAlign w:val="center"/>
             <w:shd w:fill="F2F5F9"/>
             <w:tcMar>
-              <w:top w:w="80" w:type="dxa"/>
-              <w:bottom w:w="80" w:type="dxa"/>
-              <w:left w:w="100" w:type="dxa"/>
-              <w:right w:w="100" w:type="dxa"/>
+              <w:top w:w="70" w:type="dxa"/>
+              <w:bottom w:w="70" w:type="dxa"/>
+              <w:left w:w="90" w:type="dxa"/>
+              <w:right w:w="90" w:type="dxa"/>
             </w:tcMar>
           </w:tcPr>
           <w:p>
@@ -452,14 +452,14 @@
         </w:tc>
         <w:tc>
           <w:tcPr>
-            <w:tcW w:type="dxa" w:w="1806"/>
+            <w:tcW w:type="dxa" w:w="1921"/>
             <w:vAlign w:val="center"/>
             <w:shd w:fill="F2F5F9"/>
             <w:tcMar>
-              <w:top w:w="80" w:type="dxa"/>
-              <w:bottom w:w="80" w:type="dxa"/>
-              <w:left w:w="100" w:type="dxa"/>
-              <w:right w:w="100" w:type="dxa"/>
+              <w:top w:w="70" w:type="dxa"/>
+              <w:bottom w:w="70" w:type="dxa"/>
+              <w:left w:w="90" w:type="dxa"/>
+              <w:right w:w="90" w:type="dxa"/>
             </w:tcMar>
           </w:tcPr>
           <w:p>
@@ -479,14 +479,14 @@
         </w:tc>
         <w:tc>
           <w:tcPr>
-            <w:tcW w:type="dxa" w:w="1806"/>
+            <w:tcW w:type="dxa" w:w="1921"/>
             <w:vAlign w:val="center"/>
             <w:shd w:fill="F2F5F9"/>
             <w:tcMar>
-              <w:top w:w="80" w:type="dxa"/>
-              <w:bottom w:w="80" w:type="dxa"/>
-              <w:left w:w="100" w:type="dxa"/>
-              <w:right w:w="100" w:type="dxa"/>
+              <w:top w:w="70" w:type="dxa"/>
+              <w:bottom w:w="70" w:type="dxa"/>
+              <w:left w:w="90" w:type="dxa"/>
+              <w:right w:w="90" w:type="dxa"/>
             </w:tcMar>
           </w:tcPr>
           <w:p>
@@ -498,14 +498,14 @@
         </w:tc>
         <w:tc>
           <w:tcPr>
-            <w:tcW w:type="dxa" w:w="1806"/>
+            <w:tcW w:type="dxa" w:w="1921"/>
             <w:vAlign w:val="center"/>
             <w:shd w:fill="F2F5F9"/>
             <w:tcMar>
-              <w:top w:w="80" w:type="dxa"/>
-              <w:bottom w:w="80" w:type="dxa"/>
-              <w:left w:w="100" w:type="dxa"/>
-              <w:right w:w="100" w:type="dxa"/>
+              <w:top w:w="70" w:type="dxa"/>
+              <w:bottom w:w="70" w:type="dxa"/>
+              <w:left w:w="90" w:type="dxa"/>
+              <w:right w:w="90" w:type="dxa"/>
             </w:tcMar>
           </w:tcPr>
           <w:p>
@@ -525,14 +525,14 @@
         </w:tc>
         <w:tc>
           <w:tcPr>
-            <w:tcW w:type="dxa" w:w="1806"/>
+            <w:tcW w:type="dxa" w:w="1921"/>
             <w:vAlign w:val="center"/>
             <w:shd w:fill="F2F5F9"/>
             <w:tcMar>
-              <w:top w:w="80" w:type="dxa"/>
-              <w:bottom w:w="80" w:type="dxa"/>
-              <w:left w:w="100" w:type="dxa"/>
-              <w:right w:w="100" w:type="dxa"/>
+              <w:top w:w="70" w:type="dxa"/>
+              <w:bottom w:w="70" w:type="dxa"/>
+              <w:left w:w="90" w:type="dxa"/>
+              <w:right w:w="90" w:type="dxa"/>
             </w:tcMar>
           </w:tcPr>
           <w:p>
@@ -557,14 +557,14 @@
         </w:trPr>
         <w:tc>
           <w:tcPr>
-            <w:tcW w:type="dxa" w:w="1806"/>
+            <w:tcW w:type="dxa" w:w="1921"/>
             <w:vAlign w:val="center"/>
             <w:shd w:fill="FFFFFF"/>
             <w:tcMar>
-              <w:top w:w="80" w:type="dxa"/>
-              <w:bottom w:w="80" w:type="dxa"/>
-              <w:left w:w="100" w:type="dxa"/>
-              <w:right w:w="100" w:type="dxa"/>
+              <w:top w:w="70" w:type="dxa"/>
+              <w:bottom w:w="70" w:type="dxa"/>
+              <w:left w:w="90" w:type="dxa"/>
+              <w:right w:w="90" w:type="dxa"/>
             </w:tcMar>
           </w:tcPr>
           <w:p>
@@ -576,14 +576,14 @@
         </w:tc>
         <w:tc>
           <w:tcPr>
-            <w:tcW w:type="dxa" w:w="1806"/>
+            <w:tcW w:type="dxa" w:w="1921"/>
             <w:vAlign w:val="center"/>
             <w:shd w:fill="FFFFFF"/>
             <w:tcMar>
-              <w:top w:w="80" w:type="dxa"/>
-              <w:bottom w:w="80" w:type="dxa"/>
-              <w:left w:w="100" w:type="dxa"/>
-              <w:right w:w="100" w:type="dxa"/>
+              <w:top w:w="70" w:type="dxa"/>
+              <w:bottom w:w="70" w:type="dxa"/>
+              <w:left w:w="90" w:type="dxa"/>
+              <w:right w:w="90" w:type="dxa"/>
             </w:tcMar>
           </w:tcPr>
           <w:p>
@@ -595,14 +595,14 @@
         </w:tc>
         <w:tc>
           <w:tcPr>
-            <w:tcW w:type="dxa" w:w="1806"/>
+            <w:tcW w:type="dxa" w:w="1921"/>
             <w:vAlign w:val="center"/>
             <w:shd w:fill="FFFFFF"/>
             <w:tcMar>
-              <w:top w:w="80" w:type="dxa"/>
-              <w:bottom w:w="80" w:type="dxa"/>
-              <w:left w:w="100" w:type="dxa"/>
-              <w:right w:w="100" w:type="dxa"/>
+              <w:top w:w="70" w:type="dxa"/>
+              <w:bottom w:w="70" w:type="dxa"/>
+              <w:left w:w="90" w:type="dxa"/>
+              <w:right w:w="90" w:type="dxa"/>
             </w:tcMar>
           </w:tcPr>
           <w:p>
@@ -614,14 +614,14 @@
         </w:tc>
         <w:tc>
           <w:tcPr>
-            <w:tcW w:type="dxa" w:w="1806"/>
+            <w:tcW w:type="dxa" w:w="1921"/>
             <w:vAlign w:val="center"/>
             <w:shd w:fill="FFFFFF"/>
             <w:tcMar>
-              <w:top w:w="80" w:type="dxa"/>
-              <w:bottom w:w="80" w:type="dxa"/>
-              <w:left w:w="100" w:type="dxa"/>
-              <w:right w:w="100" w:type="dxa"/>
+              <w:top w:w="70" w:type="dxa"/>
+              <w:bottom w:w="70" w:type="dxa"/>
+              <w:left w:w="90" w:type="dxa"/>
+              <w:right w:w="90" w:type="dxa"/>
             </w:tcMar>
           </w:tcPr>
           <w:p>
@@ -641,14 +641,14 @@
         </w:tc>
         <w:tc>
           <w:tcPr>
-            <w:tcW w:type="dxa" w:w="1806"/>
+            <w:tcW w:type="dxa" w:w="1921"/>
             <w:vAlign w:val="center"/>
             <w:shd w:fill="FFFFFF"/>
             <w:tcMar>
-              <w:top w:w="80" w:type="dxa"/>
-              <w:bottom w:w="80" w:type="dxa"/>
-              <w:left w:w="100" w:type="dxa"/>
-              <w:right w:w="100" w:type="dxa"/>
+              <w:top w:w="70" w:type="dxa"/>
+              <w:bottom w:w="70" w:type="dxa"/>
+              <w:left w:w="90" w:type="dxa"/>
+              <w:right w:w="90" w:type="dxa"/>
             </w:tcMar>
           </w:tcPr>
           <w:p>
@@ -673,14 +673,14 @@
         </w:trPr>
         <w:tc>
           <w:tcPr>
-            <w:tcW w:type="dxa" w:w="1806"/>
+            <w:tcW w:type="dxa" w:w="1921"/>
             <w:vAlign w:val="center"/>
             <w:shd w:fill="F2F5F9"/>
             <w:tcMar>
-              <w:top w:w="80" w:type="dxa"/>
-              <w:bottom w:w="80" w:type="dxa"/>
-              <w:left w:w="100" w:type="dxa"/>
-              <w:right w:w="100" w:type="dxa"/>
+              <w:top w:w="70" w:type="dxa"/>
+              <w:bottom w:w="70" w:type="dxa"/>
+              <w:left w:w="90" w:type="dxa"/>
+              <w:right w:w="90" w:type="dxa"/>
             </w:tcMar>
           </w:tcPr>
           <w:p>
@@ -700,14 +700,14 @@
         </w:tc>
         <w:tc>
           <w:tcPr>
-            <w:tcW w:type="dxa" w:w="1806"/>
+            <w:tcW w:type="dxa" w:w="1921"/>
             <w:vAlign w:val="center"/>
             <w:shd w:fill="F2F5F9"/>
             <w:tcMar>
-              <w:top w:w="80" w:type="dxa"/>
-              <w:bottom w:w="80" w:type="dxa"/>
-              <w:left w:w="100" w:type="dxa"/>
-              <w:right w:w="100" w:type="dxa"/>
+              <w:top w:w="70" w:type="dxa"/>
+              <w:bottom w:w="70" w:type="dxa"/>
+              <w:left w:w="90" w:type="dxa"/>
+              <w:right w:w="90" w:type="dxa"/>
             </w:tcMar>
           </w:tcPr>
           <w:p>
@@ -727,14 +727,14 @@
         </w:tc>
         <w:tc>
           <w:tcPr>
-            <w:tcW w:type="dxa" w:w="1806"/>
+            <w:tcW w:type="dxa" w:w="1921"/>
             <w:vAlign w:val="center"/>
             <w:shd w:fill="F2F5F9"/>
             <w:tcMar>
-              <w:top w:w="80" w:type="dxa"/>
-              <w:bottom w:w="80" w:type="dxa"/>
-              <w:left w:w="100" w:type="dxa"/>
-              <w:right w:w="100" w:type="dxa"/>
+              <w:top w:w="70" w:type="dxa"/>
+              <w:bottom w:w="70" w:type="dxa"/>
+              <w:left w:w="90" w:type="dxa"/>
+              <w:right w:w="90" w:type="dxa"/>
             </w:tcMar>
           </w:tcPr>
           <w:p>
@@ -754,14 +754,14 @@
         </w:tc>
         <w:tc>
           <w:tcPr>
-            <w:tcW w:type="dxa" w:w="1806"/>
+            <w:tcW w:type="dxa" w:w="1921"/>
             <w:vAlign w:val="center"/>
             <w:shd w:fill="F2F5F9"/>
             <w:tcMar>
-              <w:top w:w="80" w:type="dxa"/>
-              <w:bottom w:w="80" w:type="dxa"/>
-              <w:left w:w="100" w:type="dxa"/>
-              <w:right w:w="100" w:type="dxa"/>
+              <w:top w:w="70" w:type="dxa"/>
+              <w:bottom w:w="70" w:type="dxa"/>
+              <w:left w:w="90" w:type="dxa"/>
+              <w:right w:w="90" w:type="dxa"/>
             </w:tcMar>
           </w:tcPr>
           <w:p>
@@ -781,14 +781,14 @@
         </w:tc>
         <w:tc>
           <w:tcPr>
-            <w:tcW w:type="dxa" w:w="1806"/>
+            <w:tcW w:type="dxa" w:w="1921"/>
             <w:vAlign w:val="center"/>
             <w:shd w:fill="F2F5F9"/>
             <w:tcMar>
-              <w:top w:w="80" w:type="dxa"/>
-              <w:bottom w:w="80" w:type="dxa"/>
-              <w:left w:w="100" w:type="dxa"/>
-              <w:right w:w="100" w:type="dxa"/>
+              <w:top w:w="70" w:type="dxa"/>
+              <w:bottom w:w="70" w:type="dxa"/>
+              <w:left w:w="90" w:type="dxa"/>
+              <w:right w:w="90" w:type="dxa"/>
             </w:tcMar>
           </w:tcPr>
           <w:p>
@@ -813,14 +813,14 @@
         </w:trPr>
         <w:tc>
           <w:tcPr>
-            <w:tcW w:type="dxa" w:w="1806"/>
+            <w:tcW w:type="dxa" w:w="1921"/>
             <w:vAlign w:val="center"/>
             <w:shd w:fill="FFFFFF"/>
             <w:tcMar>
-              <w:top w:w="80" w:type="dxa"/>
-              <w:bottom w:w="80" w:type="dxa"/>
-              <w:left w:w="100" w:type="dxa"/>
-              <w:right w:w="100" w:type="dxa"/>
+              <w:top w:w="70" w:type="dxa"/>
+              <w:bottom w:w="70" w:type="dxa"/>
+              <w:left w:w="90" w:type="dxa"/>
+              <w:right w:w="90" w:type="dxa"/>
             </w:tcMar>
           </w:tcPr>
           <w:p>
@@ -840,14 +840,14 @@
         </w:tc>
         <w:tc>
           <w:tcPr>
-            <w:tcW w:type="dxa" w:w="1806"/>
+            <w:tcW w:type="dxa" w:w="1921"/>
             <w:vAlign w:val="center"/>
             <w:shd w:fill="FFFFFF"/>
             <w:tcMar>
-              <w:top w:w="80" w:type="dxa"/>
-              <w:bottom w:w="80" w:type="dxa"/>
-              <w:left w:w="100" w:type="dxa"/>
-              <w:right w:w="100" w:type="dxa"/>
+              <w:top w:w="70" w:type="dxa"/>
+              <w:bottom w:w="70" w:type="dxa"/>
+              <w:left w:w="90" w:type="dxa"/>
+              <w:right w:w="90" w:type="dxa"/>
             </w:tcMar>
           </w:tcPr>
           <w:p>
@@ -867,14 +867,14 @@
         </w:tc>
         <w:tc>
           <w:tcPr>
-            <w:tcW w:type="dxa" w:w="1806"/>
+            <w:tcW w:type="dxa" w:w="1921"/>
             <w:vAlign w:val="center"/>
             <w:shd w:fill="FFFFFF"/>
             <w:tcMar>
-              <w:top w:w="80" w:type="dxa"/>
-              <w:bottom w:w="80" w:type="dxa"/>
-              <w:left w:w="100" w:type="dxa"/>
-              <w:right w:w="100" w:type="dxa"/>
+              <w:top w:w="70" w:type="dxa"/>
+              <w:bottom w:w="70" w:type="dxa"/>
+              <w:left w:w="90" w:type="dxa"/>
+              <w:right w:w="90" w:type="dxa"/>
             </w:tcMar>
           </w:tcPr>
           <w:p>
@@ -886,14 +886,14 @@
         </w:tc>
         <w:tc>
           <w:tcPr>
-            <w:tcW w:type="dxa" w:w="1806"/>
+            <w:tcW w:type="dxa" w:w="1921"/>
             <w:vAlign w:val="center"/>
             <w:shd w:fill="FFFFFF"/>
             <w:tcMar>
-              <w:top w:w="80" w:type="dxa"/>
-              <w:bottom w:w="80" w:type="dxa"/>
-              <w:left w:w="100" w:type="dxa"/>
-              <w:right w:w="100" w:type="dxa"/>
+              <w:top w:w="70" w:type="dxa"/>
+              <w:bottom w:w="70" w:type="dxa"/>
+              <w:left w:w="90" w:type="dxa"/>
+              <w:right w:w="90" w:type="dxa"/>
             </w:tcMar>
           </w:tcPr>
           <w:p>
@@ -913,14 +913,14 @@
         </w:tc>
         <w:tc>
           <w:tcPr>
-            <w:tcW w:type="dxa" w:w="1806"/>
+            <w:tcW w:type="dxa" w:w="1921"/>
             <w:vAlign w:val="center"/>
             <w:shd w:fill="FFFFFF"/>
             <w:tcMar>
-              <w:top w:w="80" w:type="dxa"/>
-              <w:bottom w:w="80" w:type="dxa"/>
-              <w:left w:w="100" w:type="dxa"/>
-              <w:right w:w="100" w:type="dxa"/>
+              <w:top w:w="70" w:type="dxa"/>
+              <w:bottom w:w="70" w:type="dxa"/>
+              <w:left w:w="90" w:type="dxa"/>
+              <w:right w:w="90" w:type="dxa"/>
             </w:tcMar>
           </w:tcPr>
           <w:p>
@@ -945,14 +945,14 @@
         </w:trPr>
         <w:tc>
           <w:tcPr>
-            <w:tcW w:type="dxa" w:w="1806"/>
+            <w:tcW w:type="dxa" w:w="1921"/>
             <w:vAlign w:val="center"/>
             <w:shd w:fill="F2F5F9"/>
             <w:tcMar>
-              <w:top w:w="80" w:type="dxa"/>
-              <w:bottom w:w="80" w:type="dxa"/>
-              <w:left w:w="100" w:type="dxa"/>
-              <w:right w:w="100" w:type="dxa"/>
+              <w:top w:w="70" w:type="dxa"/>
+              <w:bottom w:w="70" w:type="dxa"/>
+              <w:left w:w="90" w:type="dxa"/>
+              <w:right w:w="90" w:type="dxa"/>
             </w:tcMar>
           </w:tcPr>
           <w:p>
@@ -964,14 +964,14 @@
         </w:tc>
         <w:tc>
           <w:tcPr>
-            <w:tcW w:type="dxa" w:w="1806"/>
+            <w:tcW w:type="dxa" w:w="1921"/>
             <w:vAlign w:val="center"/>
             <w:shd w:fill="F2F5F9"/>
             <w:tcMar>
-              <w:top w:w="80" w:type="dxa"/>
-              <w:bottom w:w="80" w:type="dxa"/>
-              <w:left w:w="100" w:type="dxa"/>
-              <w:right w:w="100" w:type="dxa"/>
+              <w:top w:w="70" w:type="dxa"/>
+              <w:bottom w:w="70" w:type="dxa"/>
+              <w:left w:w="90" w:type="dxa"/>
+              <w:right w:w="90" w:type="dxa"/>
             </w:tcMar>
           </w:tcPr>
           <w:p>
@@ -983,14 +983,14 @@
         </w:tc>
         <w:tc>
           <w:tcPr>
-            <w:tcW w:type="dxa" w:w="1806"/>
+            <w:tcW w:type="dxa" w:w="1921"/>
             <w:vAlign w:val="center"/>
             <w:shd w:fill="F2F5F9"/>
             <w:tcMar>
-              <w:top w:w="80" w:type="dxa"/>
-              <w:bottom w:w="80" w:type="dxa"/>
-              <w:left w:w="100" w:type="dxa"/>
-              <w:right w:w="100" w:type="dxa"/>
+              <w:top w:w="70" w:type="dxa"/>
+              <w:bottom w:w="70" w:type="dxa"/>
+              <w:left w:w="90" w:type="dxa"/>
+              <w:right w:w="90" w:type="dxa"/>
             </w:tcMar>
           </w:tcPr>
           <w:p>
@@ -1002,14 +1002,14 @@
         </w:tc>
         <w:tc>
           <w:tcPr>
-            <w:tcW w:type="dxa" w:w="1806"/>
+            <w:tcW w:type="dxa" w:w="1921"/>
             <w:vAlign w:val="center"/>
             <w:shd w:fill="F2F5F9"/>
             <w:tcMar>
-              <w:top w:w="80" w:type="dxa"/>
-              <w:bottom w:w="80" w:type="dxa"/>
-              <w:left w:w="100" w:type="dxa"/>
-              <w:right w:w="100" w:type="dxa"/>
+              <w:top w:w="70" w:type="dxa"/>
+              <w:bottom w:w="70" w:type="dxa"/>
+              <w:left w:w="90" w:type="dxa"/>
+              <w:right w:w="90" w:type="dxa"/>
             </w:tcMar>
           </w:tcPr>
           <w:p>
@@ -1029,14 +1029,14 @@
         </w:tc>
         <w:tc>
           <w:tcPr>
-            <w:tcW w:type="dxa" w:w="1806"/>
+            <w:tcW w:type="dxa" w:w="1921"/>
             <w:vAlign w:val="center"/>
             <w:shd w:fill="F2F5F9"/>
             <w:tcMar>
-              <w:top w:w="80" w:type="dxa"/>
-              <w:bottom w:w="80" w:type="dxa"/>
-              <w:left w:w="100" w:type="dxa"/>
-              <w:right w:w="100" w:type="dxa"/>
+              <w:top w:w="70" w:type="dxa"/>
+              <w:bottom w:w="70" w:type="dxa"/>
+              <w:left w:w="90" w:type="dxa"/>
+              <w:right w:w="90" w:type="dxa"/>
             </w:tcMar>
           </w:tcPr>
           <w:p>
@@ -1061,14 +1061,14 @@
         </w:trPr>
         <w:tc>
           <w:tcPr>
-            <w:tcW w:type="dxa" w:w="1806"/>
+            <w:tcW w:type="dxa" w:w="1921"/>
             <w:vAlign w:val="center"/>
             <w:shd w:fill="FFFFFF"/>
             <w:tcMar>
-              <w:top w:w="80" w:type="dxa"/>
-              <w:bottom w:w="80" w:type="dxa"/>
-              <w:left w:w="100" w:type="dxa"/>
-              <w:right w:w="100" w:type="dxa"/>
+              <w:top w:w="70" w:type="dxa"/>
+              <w:bottom w:w="70" w:type="dxa"/>
+              <w:left w:w="90" w:type="dxa"/>
+              <w:right w:w="90" w:type="dxa"/>
             </w:tcMar>
           </w:tcPr>
           <w:p>
@@ -1088,14 +1088,14 @@
         </w:tc>
         <w:tc>
           <w:tcPr>
-            <w:tcW w:type="dxa" w:w="1806"/>
+            <w:tcW w:type="dxa" w:w="1921"/>
             <w:vAlign w:val="center"/>
             <w:shd w:fill="FFFFFF"/>
             <w:tcMar>
-              <w:top w:w="80" w:type="dxa"/>
-              <w:bottom w:w="80" w:type="dxa"/>
-              <w:left w:w="100" w:type="dxa"/>
-              <w:right w:w="100" w:type="dxa"/>
+              <w:top w:w="70" w:type="dxa"/>
+              <w:bottom w:w="70" w:type="dxa"/>
+              <w:left w:w="90" w:type="dxa"/>
+              <w:right w:w="90" w:type="dxa"/>
             </w:tcMar>
           </w:tcPr>
           <w:p>
@@ -1115,14 +1115,14 @@
         </w:tc>
         <w:tc>
           <w:tcPr>
-            <w:tcW w:type="dxa" w:w="1806"/>
+            <w:tcW w:type="dxa" w:w="1921"/>
             <w:vAlign w:val="center"/>
             <w:shd w:fill="FFFFFF"/>
             <w:tcMar>
-              <w:top w:w="80" w:type="dxa"/>
-              <w:bottom w:w="80" w:type="dxa"/>
-              <w:left w:w="100" w:type="dxa"/>
-              <w:right w:w="100" w:type="dxa"/>
+              <w:top w:w="70" w:type="dxa"/>
+              <w:bottom w:w="70" w:type="dxa"/>
+              <w:left w:w="90" w:type="dxa"/>
+              <w:right w:w="90" w:type="dxa"/>
             </w:tcMar>
           </w:tcPr>
           <w:p>
@@ -1142,14 +1142,14 @@
         </w:tc>
         <w:tc>
           <w:tcPr>
-            <w:tcW w:type="dxa" w:w="1806"/>
+            <w:tcW w:type="dxa" w:w="1921"/>
             <w:vAlign w:val="center"/>
             <w:shd w:fill="FFFFFF"/>
             <w:tcMar>
-              <w:top w:w="80" w:type="dxa"/>
-              <w:bottom w:w="80" w:type="dxa"/>
-              <w:left w:w="100" w:type="dxa"/>
-              <w:right w:w="100" w:type="dxa"/>
+              <w:top w:w="70" w:type="dxa"/>
+              <w:bottom w:w="70" w:type="dxa"/>
+              <w:left w:w="90" w:type="dxa"/>
+              <w:right w:w="90" w:type="dxa"/>
             </w:tcMar>
           </w:tcPr>
           <w:p>
@@ -1169,14 +1169,14 @@
         </w:tc>
         <w:tc>
           <w:tcPr>
-            <w:tcW w:type="dxa" w:w="1806"/>
+            <w:tcW w:type="dxa" w:w="1921"/>
             <w:vAlign w:val="center"/>
             <w:shd w:fill="FFFFFF"/>
             <w:tcMar>
-              <w:top w:w="80" w:type="dxa"/>
-              <w:bottom w:w="80" w:type="dxa"/>
-              <w:left w:w="100" w:type="dxa"/>
-              <w:right w:w="100" w:type="dxa"/>
+              <w:top w:w="70" w:type="dxa"/>
+              <w:bottom w:w="70" w:type="dxa"/>
+              <w:left w:w="90" w:type="dxa"/>
+              <w:right w:w="90" w:type="dxa"/>
             </w:tcMar>
           </w:tcPr>
           <w:p>
@@ -1201,14 +1201,14 @@
         </w:trPr>
         <w:tc>
           <w:tcPr>
-            <w:tcW w:type="dxa" w:w="1806"/>
+            <w:tcW w:type="dxa" w:w="1921"/>
             <w:vAlign w:val="center"/>
             <w:shd w:fill="F2F5F9"/>
             <w:tcMar>
-              <w:top w:w="80" w:type="dxa"/>
-              <w:bottom w:w="80" w:type="dxa"/>
-              <w:left w:w="100" w:type="dxa"/>
-              <w:right w:w="100" w:type="dxa"/>
+              <w:top w:w="70" w:type="dxa"/>
+              <w:bottom w:w="70" w:type="dxa"/>
+              <w:left w:w="90" w:type="dxa"/>
+              <w:right w:w="90" w:type="dxa"/>
             </w:tcMar>
           </w:tcPr>
           <w:p>
@@ -1220,14 +1220,14 @@
         </w:tc>
         <w:tc>
           <w:tcPr>
-            <w:tcW w:type="dxa" w:w="1806"/>
+            <w:tcW w:type="dxa" w:w="1921"/>
             <w:vAlign w:val="center"/>
             <w:shd w:fill="F2F5F9"/>
             <w:tcMar>
-              <w:top w:w="80" w:type="dxa"/>
-              <w:bottom w:w="80" w:type="dxa"/>
-              <w:left w:w="100" w:type="dxa"/>
-              <w:right w:w="100" w:type="dxa"/>
+              <w:top w:w="70" w:type="dxa"/>
+              <w:bottom w:w="70" w:type="dxa"/>
+              <w:left w:w="90" w:type="dxa"/>
+              <w:right w:w="90" w:type="dxa"/>
             </w:tcMar>
           </w:tcPr>
           <w:p>
@@ -1239,14 +1239,14 @@
         </w:tc>
         <w:tc>
           <w:tcPr>
-            <w:tcW w:type="dxa" w:w="1806"/>
+            <w:tcW w:type="dxa" w:w="1921"/>
             <w:vAlign w:val="center"/>
             <w:shd w:fill="F2F5F9"/>
             <w:tcMar>
-              <w:top w:w="80" w:type="dxa"/>
-              <w:bottom w:w="80" w:type="dxa"/>
-              <w:left w:w="100" w:type="dxa"/>
-              <w:right w:w="100" w:type="dxa"/>
+              <w:top w:w="70" w:type="dxa"/>
+              <w:bottom w:w="70" w:type="dxa"/>
+              <w:left w:w="90" w:type="dxa"/>
+              <w:right w:w="90" w:type="dxa"/>
             </w:tcMar>
           </w:tcPr>
           <w:p>
@@ -1258,14 +1258,14 @@
         </w:tc>
         <w:tc>
           <w:tcPr>
-            <w:tcW w:type="dxa" w:w="1806"/>
+            <w:tcW w:type="dxa" w:w="1921"/>
             <w:vAlign w:val="center"/>
             <w:shd w:fill="F2F5F9"/>
             <w:tcMar>
-              <w:top w:w="80" w:type="dxa"/>
-              <w:bottom w:w="80" w:type="dxa"/>
-              <w:left w:w="100" w:type="dxa"/>
-              <w:right w:w="100" w:type="dxa"/>
+              <w:top w:w="70" w:type="dxa"/>
+              <w:bottom w:w="70" w:type="dxa"/>
+              <w:left w:w="90" w:type="dxa"/>
+              <w:right w:w="90" w:type="dxa"/>
             </w:tcMar>
           </w:tcPr>
           <w:p>
@@ -1285,14 +1285,14 @@
         </w:tc>
         <w:tc>
           <w:tcPr>
-            <w:tcW w:type="dxa" w:w="1806"/>
+            <w:tcW w:type="dxa" w:w="1921"/>
             <w:vAlign w:val="center"/>
             <w:shd w:fill="F2F5F9"/>
             <w:tcMar>
-              <w:top w:w="80" w:type="dxa"/>
-              <w:bottom w:w="80" w:type="dxa"/>
-              <w:left w:w="100" w:type="dxa"/>
-              <w:right w:w="100" w:type="dxa"/>
+              <w:top w:w="70" w:type="dxa"/>
+              <w:bottom w:w="70" w:type="dxa"/>
+              <w:left w:w="90" w:type="dxa"/>
+              <w:right w:w="90" w:type="dxa"/>
             </w:tcMar>
           </w:tcPr>
           <w:p>
@@ -1317,14 +1317,14 @@
         </w:trPr>
         <w:tc>
           <w:tcPr>
-            <w:tcW w:type="dxa" w:w="1806"/>
+            <w:tcW w:type="dxa" w:w="1921"/>
             <w:vAlign w:val="center"/>
             <w:shd w:fill="FFFFFF"/>
             <w:tcMar>
-              <w:top w:w="80" w:type="dxa"/>
-              <w:bottom w:w="80" w:type="dxa"/>
-              <w:left w:w="100" w:type="dxa"/>
-              <w:right w:w="100" w:type="dxa"/>
+              <w:top w:w="70" w:type="dxa"/>
+              <w:bottom w:w="70" w:type="dxa"/>
+              <w:left w:w="90" w:type="dxa"/>
+              <w:right w:w="90" w:type="dxa"/>
             </w:tcMar>
           </w:tcPr>
           <w:p>
@@ -1336,14 +1336,14 @@
         </w:tc>
         <w:tc>
           <w:tcPr>
-            <w:tcW w:type="dxa" w:w="1806"/>
+            <w:tcW w:type="dxa" w:w="1921"/>
             <w:vAlign w:val="center"/>
             <w:shd w:fill="FFFFFF"/>
             <w:tcMar>
-              <w:top w:w="80" w:type="dxa"/>
-              <w:bottom w:w="80" w:type="dxa"/>
-              <w:left w:w="100" w:type="dxa"/>
-              <w:right w:w="100" w:type="dxa"/>
+              <w:top w:w="70" w:type="dxa"/>
+              <w:bottom w:w="70" w:type="dxa"/>
+              <w:left w:w="90" w:type="dxa"/>
+              <w:right w:w="90" w:type="dxa"/>
             </w:tcMar>
           </w:tcPr>
           <w:p>
@@ -1355,14 +1355,14 @@
         </w:tc>
         <w:tc>
           <w:tcPr>
-            <w:tcW w:type="dxa" w:w="1806"/>
+            <w:tcW w:type="dxa" w:w="1921"/>
             <w:vAlign w:val="center"/>
             <w:shd w:fill="FFFFFF"/>
             <w:tcMar>
-              <w:top w:w="80" w:type="dxa"/>
-              <w:bottom w:w="80" w:type="dxa"/>
-              <w:left w:w="100" w:type="dxa"/>
-              <w:right w:w="100" w:type="dxa"/>
+              <w:top w:w="70" w:type="dxa"/>
+              <w:bottom w:w="70" w:type="dxa"/>
+              <w:left w:w="90" w:type="dxa"/>
+              <w:right w:w="90" w:type="dxa"/>
             </w:tcMar>
           </w:tcPr>
           <w:p>
@@ -1374,14 +1374,14 @@
         </w:tc>
         <w:tc>
           <w:tcPr>
-            <w:tcW w:type="dxa" w:w="1806"/>
+            <w:tcW w:type="dxa" w:w="1921"/>
             <w:vAlign w:val="center"/>
             <w:shd w:fill="FFFFFF"/>
             <w:tcMar>
-              <w:top w:w="80" w:type="dxa"/>
-              <w:bottom w:w="80" w:type="dxa"/>
-              <w:left w:w="100" w:type="dxa"/>
-              <w:right w:w="100" w:type="dxa"/>
+              <w:top w:w="70" w:type="dxa"/>
+              <w:bottom w:w="70" w:type="dxa"/>
+              <w:left w:w="90" w:type="dxa"/>
+              <w:right w:w="90" w:type="dxa"/>
             </w:tcMar>
           </w:tcPr>
           <w:p>
@@ -1401,14 +1401,14 @@
         </w:tc>
         <w:tc>
           <w:tcPr>
-            <w:tcW w:type="dxa" w:w="1806"/>
+            <w:tcW w:type="dxa" w:w="1921"/>
             <w:vAlign w:val="center"/>
             <w:shd w:fill="FFFFFF"/>
             <w:tcMar>
-              <w:top w:w="80" w:type="dxa"/>
-              <w:bottom w:w="80" w:type="dxa"/>
-              <w:left w:w="100" w:type="dxa"/>
-              <w:right w:w="100" w:type="dxa"/>
+              <w:top w:w="70" w:type="dxa"/>
+              <w:bottom w:w="70" w:type="dxa"/>
+              <w:left w:w="90" w:type="dxa"/>
+              <w:right w:w="90" w:type="dxa"/>
             </w:tcMar>
           </w:tcPr>
           <w:p>
@@ -1433,14 +1433,14 @@
         </w:trPr>
         <w:tc>
           <w:tcPr>
-            <w:tcW w:type="dxa" w:w="1806"/>
+            <w:tcW w:type="dxa" w:w="1921"/>
             <w:vAlign w:val="center"/>
             <w:shd w:fill="F2F5F9"/>
             <w:tcMar>
-              <w:top w:w="80" w:type="dxa"/>
-              <w:bottom w:w="80" w:type="dxa"/>
-              <w:left w:w="100" w:type="dxa"/>
-              <w:right w:w="100" w:type="dxa"/>
+              <w:top w:w="70" w:type="dxa"/>
+              <w:bottom w:w="70" w:type="dxa"/>
+              <w:left w:w="90" w:type="dxa"/>
+              <w:right w:w="90" w:type="dxa"/>
             </w:tcMar>
           </w:tcPr>
           <w:p>
@@ -1460,14 +1460,14 @@
         </w:tc>
         <w:tc>
           <w:tcPr>
-            <w:tcW w:type="dxa" w:w="1806"/>
+            <w:tcW w:type="dxa" w:w="1921"/>
             <w:vAlign w:val="center"/>
             <w:shd w:fill="F2F5F9"/>
             <w:tcMar>
-              <w:top w:w="80" w:type="dxa"/>
-              <w:bottom w:w="80" w:type="dxa"/>
-              <w:left w:w="100" w:type="dxa"/>
-              <w:right w:w="100" w:type="dxa"/>
+              <w:top w:w="70" w:type="dxa"/>
+              <w:bottom w:w="70" w:type="dxa"/>
+              <w:left w:w="90" w:type="dxa"/>
+              <w:right w:w="90" w:type="dxa"/>
             </w:tcMar>
           </w:tcPr>
           <w:p>
@@ -1487,14 +1487,14 @@
         </w:tc>
         <w:tc>
           <w:tcPr>
-            <w:tcW w:type="dxa" w:w="1806"/>
+            <w:tcW w:type="dxa" w:w="1921"/>
             <w:vAlign w:val="center"/>
             <w:shd w:fill="F2F5F9"/>
             <w:tcMar>
-              <w:top w:w="80" w:type="dxa"/>
-              <w:bottom w:w="80" w:type="dxa"/>
-              <w:left w:w="100" w:type="dxa"/>
-              <w:right w:w="100" w:type="dxa"/>
+              <w:top w:w="70" w:type="dxa"/>
+              <w:bottom w:w="70" w:type="dxa"/>
+              <w:left w:w="90" w:type="dxa"/>
+              <w:right w:w="90" w:type="dxa"/>
             </w:tcMar>
           </w:tcPr>
           <w:p>
@@ -1514,14 +1514,14 @@
         </w:tc>
         <w:tc>
           <w:tcPr>
-            <w:tcW w:type="dxa" w:w="1806"/>
+            <w:tcW w:type="dxa" w:w="1921"/>
             <w:vAlign w:val="center"/>
             <w:shd w:fill="F2F5F9"/>
             <w:tcMar>
-              <w:top w:w="80" w:type="dxa"/>
-              <w:bottom w:w="80" w:type="dxa"/>
-              <w:left w:w="100" w:type="dxa"/>
-              <w:right w:w="100" w:type="dxa"/>
+              <w:top w:w="70" w:type="dxa"/>
+              <w:bottom w:w="70" w:type="dxa"/>
+              <w:left w:w="90" w:type="dxa"/>
+              <w:right w:w="90" w:type="dxa"/>
             </w:tcMar>
           </w:tcPr>
           <w:p>
@@ -1541,14 +1541,14 @@
         </w:tc>
         <w:tc>
           <w:tcPr>
-            <w:tcW w:type="dxa" w:w="1806"/>
+            <w:tcW w:type="dxa" w:w="1921"/>
             <w:vAlign w:val="center"/>
             <w:shd w:fill="F2F5F9"/>
             <w:tcMar>
-              <w:top w:w="80" w:type="dxa"/>
-              <w:bottom w:w="80" w:type="dxa"/>
-              <w:left w:w="100" w:type="dxa"/>
-              <w:right w:w="100" w:type="dxa"/>
+              <w:top w:w="70" w:type="dxa"/>
+              <w:bottom w:w="70" w:type="dxa"/>
+              <w:left w:w="90" w:type="dxa"/>
+              <w:right w:w="90" w:type="dxa"/>
             </w:tcMar>
           </w:tcPr>
           <w:p>
@@ -1573,14 +1573,14 @@
         </w:trPr>
         <w:tc>
           <w:tcPr>
-            <w:tcW w:type="dxa" w:w="1806"/>
+            <w:tcW w:type="dxa" w:w="1921"/>
             <w:vAlign w:val="center"/>
             <w:shd w:fill="FFFFFF"/>
             <w:tcMar>
-              <w:top w:w="80" w:type="dxa"/>
-              <w:bottom w:w="80" w:type="dxa"/>
-              <w:left w:w="100" w:type="dxa"/>
-              <w:right w:w="100" w:type="dxa"/>
+              <w:top w:w="70" w:type="dxa"/>
+              <w:bottom w:w="70" w:type="dxa"/>
+              <w:left w:w="90" w:type="dxa"/>
+              <w:right w:w="90" w:type="dxa"/>
             </w:tcMar>
           </w:tcPr>
           <w:p>
@@ -1592,14 +1592,14 @@
         </w:tc>
         <w:tc>
           <w:tcPr>
-            <w:tcW w:type="dxa" w:w="1806"/>
+            <w:tcW w:type="dxa" w:w="1921"/>
             <w:vAlign w:val="center"/>
             <w:shd w:fill="FFFFFF"/>
             <w:tcMar>
-              <w:top w:w="80" w:type="dxa"/>
-              <w:bottom w:w="80" w:type="dxa"/>
-              <w:left w:w="100" w:type="dxa"/>
-              <w:right w:w="100" w:type="dxa"/>
+              <w:top w:w="70" w:type="dxa"/>
+              <w:bottom w:w="70" w:type="dxa"/>
+              <w:left w:w="90" w:type="dxa"/>
+              <w:right w:w="90" w:type="dxa"/>
             </w:tcMar>
           </w:tcPr>
           <w:p>
@@ -1611,14 +1611,14 @@
         </w:tc>
         <w:tc>
           <w:tcPr>
-            <w:tcW w:type="dxa" w:w="1806"/>
+            <w:tcW w:type="dxa" w:w="1921"/>
             <w:vAlign w:val="center"/>
             <w:shd w:fill="FFFFFF"/>
             <w:tcMar>
-              <w:top w:w="80" w:type="dxa"/>
-              <w:bottom w:w="80" w:type="dxa"/>
-              <w:left w:w="100" w:type="dxa"/>
-              <w:right w:w="100" w:type="dxa"/>
+              <w:top w:w="70" w:type="dxa"/>
+              <w:bottom w:w="70" w:type="dxa"/>
+              <w:left w:w="90" w:type="dxa"/>
+              <w:right w:w="90" w:type="dxa"/>
             </w:tcMar>
           </w:tcPr>
           <w:p>
@@ -1630,14 +1630,14 @@
         </w:tc>
         <w:tc>
           <w:tcPr>
-            <w:tcW w:type="dxa" w:w="1806"/>
+            <w:tcW w:type="dxa" w:w="1921"/>
             <w:vAlign w:val="center"/>
             <w:shd w:fill="FFFFFF"/>
             <w:tcMar>
-              <w:top w:w="80" w:type="dxa"/>
-              <w:bottom w:w="80" w:type="dxa"/>
-              <w:left w:w="100" w:type="dxa"/>
-              <w:right w:w="100" w:type="dxa"/>
+              <w:top w:w="70" w:type="dxa"/>
+              <w:bottom w:w="70" w:type="dxa"/>
+              <w:left w:w="90" w:type="dxa"/>
+              <w:right w:w="90" w:type="dxa"/>
             </w:tcMar>
           </w:tcPr>
           <w:p>
@@ -1657,14 +1657,14 @@
         </w:tc>
         <w:tc>
           <w:tcPr>
-            <w:tcW w:type="dxa" w:w="1806"/>
+            <w:tcW w:type="dxa" w:w="1921"/>
             <w:vAlign w:val="center"/>
             <w:shd w:fill="FFFFFF"/>
             <w:tcMar>
-              <w:top w:w="80" w:type="dxa"/>
-              <w:bottom w:w="80" w:type="dxa"/>
-              <w:left w:w="100" w:type="dxa"/>
-              <w:right w:w="100" w:type="dxa"/>
+              <w:top w:w="70" w:type="dxa"/>
+              <w:bottom w:w="70" w:type="dxa"/>
+              <w:left w:w="90" w:type="dxa"/>
+              <w:right w:w="90" w:type="dxa"/>
             </w:tcMar>
           </w:tcPr>
           <w:p>
@@ -1689,14 +1689,14 @@
         </w:trPr>
         <w:tc>
           <w:tcPr>
-            <w:tcW w:type="dxa" w:w="1806"/>
+            <w:tcW w:type="dxa" w:w="1921"/>
             <w:vAlign w:val="center"/>
             <w:shd w:fill="F2F5F9"/>
             <w:tcMar>
-              <w:top w:w="80" w:type="dxa"/>
-              <w:bottom w:w="80" w:type="dxa"/>
-              <w:left w:w="100" w:type="dxa"/>
-              <w:right w:w="100" w:type="dxa"/>
+              <w:top w:w="70" w:type="dxa"/>
+              <w:bottom w:w="70" w:type="dxa"/>
+              <w:left w:w="90" w:type="dxa"/>
+              <w:right w:w="90" w:type="dxa"/>
             </w:tcMar>
           </w:tcPr>
           <w:p>
@@ -1708,14 +1708,14 @@
         </w:tc>
         <w:tc>
           <w:tcPr>
-            <w:tcW w:type="dxa" w:w="1806"/>
+            <w:tcW w:type="dxa" w:w="1921"/>
             <w:vAlign w:val="center"/>
             <w:shd w:fill="F2F5F9"/>
             <w:tcMar>
-              <w:top w:w="80" w:type="dxa"/>
-              <w:bottom w:w="80" w:type="dxa"/>
-              <w:left w:w="100" w:type="dxa"/>
-              <w:right w:w="100" w:type="dxa"/>
+              <w:top w:w="70" w:type="dxa"/>
+              <w:bottom w:w="70" w:type="dxa"/>
+              <w:left w:w="90" w:type="dxa"/>
+              <w:right w:w="90" w:type="dxa"/>
             </w:tcMar>
           </w:tcPr>
           <w:p>
@@ -1727,14 +1727,14 @@
         </w:tc>
         <w:tc>
           <w:tcPr>
-            <w:tcW w:type="dxa" w:w="1806"/>
+            <w:tcW w:type="dxa" w:w="1921"/>
             <w:vAlign w:val="center"/>
             <w:shd w:fill="F2F5F9"/>
             <w:tcMar>
-              <w:top w:w="80" w:type="dxa"/>
-              <w:bottom w:w="80" w:type="dxa"/>
-              <w:left w:w="100" w:type="dxa"/>
-              <w:right w:w="100" w:type="dxa"/>
+              <w:top w:w="70" w:type="dxa"/>
+              <w:bottom w:w="70" w:type="dxa"/>
+              <w:left w:w="90" w:type="dxa"/>
+              <w:right w:w="90" w:type="dxa"/>
             </w:tcMar>
           </w:tcPr>
           <w:p>
@@ -1746,14 +1746,14 @@
         </w:tc>
         <w:tc>
           <w:tcPr>
-            <w:tcW w:type="dxa" w:w="1806"/>
+            <w:tcW w:type="dxa" w:w="1921"/>
             <w:vAlign w:val="center"/>
             <w:shd w:fill="F2F5F9"/>
             <w:tcMar>
-              <w:top w:w="80" w:type="dxa"/>
-              <w:bottom w:w="80" w:type="dxa"/>
-              <w:left w:w="100" w:type="dxa"/>
-              <w:right w:w="100" w:type="dxa"/>
+              <w:top w:w="70" w:type="dxa"/>
+              <w:bottom w:w="70" w:type="dxa"/>
+              <w:left w:w="90" w:type="dxa"/>
+              <w:right w:w="90" w:type="dxa"/>
             </w:tcMar>
           </w:tcPr>
           <w:p>
@@ -1765,14 +1765,14 @@
         </w:tc>
         <w:tc>
           <w:tcPr>
-            <w:tcW w:type="dxa" w:w="1806"/>
+            <w:tcW w:type="dxa" w:w="1921"/>
             <w:vAlign w:val="center"/>
             <w:shd w:fill="F2F5F9"/>
             <w:tcMar>
-              <w:top w:w="80" w:type="dxa"/>
-              <w:bottom w:w="80" w:type="dxa"/>
-              <w:left w:w="100" w:type="dxa"/>
-              <w:right w:w="100" w:type="dxa"/>
+              <w:top w:w="70" w:type="dxa"/>
+              <w:bottom w:w="70" w:type="dxa"/>
+              <w:left w:w="90" w:type="dxa"/>
+              <w:right w:w="90" w:type="dxa"/>
             </w:tcMar>
           </w:tcPr>
           <w:p>
@@ -1794,7 +1794,7 @@
     </w:tbl>
     <w:p>
       <w:pPr>
-        <w:spacing w:after="120"/>
+        <w:spacing w:after="100"/>
       </w:pPr>
     </w:p>
     <w:p>
@@ -1804,9 +1804,9 @@
       <w:r>
         <w:rPr>
           <w:color w:val="C8D2E1"/>
-          <w:sz w:val="16"/>
+          <w:sz w:val="14"/>
         </w:rPr>
-        <w:t>_________________________________________________________________________________</w:t>
+        <w:t>———————————————————————————————————————————————————————————————————————————</w:t>
       </w:r>
     </w:p>
     <w:p>
@@ -1855,10 +1855,10 @@
         </w:tblBorders>
       </w:tblPr>
       <w:tblGrid>
-        <w:gridCol w:w="2257"/>
-        <w:gridCol w:w="2257"/>
-        <w:gridCol w:w="2257"/>
-        <w:gridCol w:w="2257"/>
+        <w:gridCol w:w="2401"/>
+        <w:gridCol w:w="2401"/>
+        <w:gridCol w:w="2401"/>
+        <w:gridCol w:w="2401"/>
       </w:tblGrid>
       <w:tr>
         <w:trPr>
@@ -1868,7 +1868,7 @@
         </w:trPr>
         <w:tc>
           <w:tcPr>
-            <w:tcW w:type="dxa" w:w="2257"/>
+            <w:tcW w:type="dxa" w:w="2401"/>
             <w:vAlign w:val="center"/>
             <w:shd w:fill="1F3864"/>
             <w:tcMar>
@@ -1896,7 +1896,7 @@
         </w:tc>
         <w:tc>
           <w:tcPr>
-            <w:tcW w:type="dxa" w:w="2257"/>
+            <w:tcW w:type="dxa" w:w="2401"/>
             <w:vAlign w:val="center"/>
             <w:shd w:fill="1F3864"/>
             <w:tcMar>
@@ -1924,7 +1924,7 @@
         </w:tc>
         <w:tc>
           <w:tcPr>
-            <w:tcW w:type="dxa" w:w="2257"/>
+            <w:tcW w:type="dxa" w:w="2401"/>
             <w:vAlign w:val="center"/>
             <w:shd w:fill="1F3864"/>
             <w:tcMar>
@@ -1952,7 +1952,7 @@
         </w:tc>
         <w:tc>
           <w:tcPr>
-            <w:tcW w:type="dxa" w:w="2257"/>
+            <w:tcW w:type="dxa" w:w="2401"/>
             <w:vAlign w:val="center"/>
             <w:shd w:fill="1F3864"/>
             <w:tcMar>
@@ -1985,14 +1985,14 @@
         </w:trPr>
         <w:tc>
           <w:tcPr>
-            <w:tcW w:type="dxa" w:w="2257"/>
+            <w:tcW w:type="dxa" w:w="2401"/>
             <w:vAlign w:val="center"/>
             <w:shd w:fill="FFFFFF"/>
             <w:tcMar>
-              <w:top w:w="80" w:type="dxa"/>
-              <w:bottom w:w="80" w:type="dxa"/>
-              <w:left w:w="100" w:type="dxa"/>
-              <w:right w:w="100" w:type="dxa"/>
+              <w:top w:w="70" w:type="dxa"/>
+              <w:bottom w:w="70" w:type="dxa"/>
+              <w:left w:w="90" w:type="dxa"/>
+              <w:right w:w="90" w:type="dxa"/>
             </w:tcMar>
           </w:tcPr>
           <w:p>
@@ -2012,14 +2012,14 @@
         </w:tc>
         <w:tc>
           <w:tcPr>
-            <w:tcW w:type="dxa" w:w="2257"/>
+            <w:tcW w:type="dxa" w:w="2401"/>
             <w:vAlign w:val="center"/>
             <w:shd w:fill="FFFFFF"/>
             <w:tcMar>
-              <w:top w:w="80" w:type="dxa"/>
-              <w:bottom w:w="80" w:type="dxa"/>
-              <w:left w:w="100" w:type="dxa"/>
-              <w:right w:w="100" w:type="dxa"/>
+              <w:top w:w="70" w:type="dxa"/>
+              <w:bottom w:w="70" w:type="dxa"/>
+              <w:left w:w="90" w:type="dxa"/>
+              <w:right w:w="90" w:type="dxa"/>
             </w:tcMar>
           </w:tcPr>
           <w:p>
@@ -2039,14 +2039,14 @@
         </w:tc>
         <w:tc>
           <w:tcPr>
-            <w:tcW w:type="dxa" w:w="2257"/>
+            <w:tcW w:type="dxa" w:w="2401"/>
             <w:vAlign w:val="center"/>
             <w:shd w:fill="FFFFFF"/>
             <w:tcMar>
-              <w:top w:w="80" w:type="dxa"/>
-              <w:bottom w:w="80" w:type="dxa"/>
-              <w:left w:w="100" w:type="dxa"/>
-              <w:right w:w="100" w:type="dxa"/>
+              <w:top w:w="70" w:type="dxa"/>
+              <w:bottom w:w="70" w:type="dxa"/>
+              <w:left w:w="90" w:type="dxa"/>
+              <w:right w:w="90" w:type="dxa"/>
             </w:tcMar>
           </w:tcPr>
           <w:p>
@@ -2066,14 +2066,14 @@
         </w:tc>
         <w:tc>
           <w:tcPr>
-            <w:tcW w:type="dxa" w:w="2257"/>
+            <w:tcW w:type="dxa" w:w="2401"/>
             <w:vAlign w:val="center"/>
             <w:shd w:fill="FFFFFF"/>
             <w:tcMar>
-              <w:top w:w="80" w:type="dxa"/>
-              <w:bottom w:w="80" w:type="dxa"/>
-              <w:left w:w="100" w:type="dxa"/>
-              <w:right w:w="100" w:type="dxa"/>
+              <w:top w:w="70" w:type="dxa"/>
+              <w:bottom w:w="70" w:type="dxa"/>
+              <w:left w:w="90" w:type="dxa"/>
+              <w:right w:w="90" w:type="dxa"/>
             </w:tcMar>
           </w:tcPr>
           <w:p>
@@ -2098,14 +2098,14 @@
         </w:trPr>
         <w:tc>
           <w:tcPr>
-            <w:tcW w:type="dxa" w:w="2257"/>
+            <w:tcW w:type="dxa" w:w="2401"/>
             <w:vAlign w:val="center"/>
             <w:shd w:fill="F2F5F9"/>
             <w:tcMar>
-              <w:top w:w="80" w:type="dxa"/>
-              <w:bottom w:w="80" w:type="dxa"/>
-              <w:left w:w="100" w:type="dxa"/>
-              <w:right w:w="100" w:type="dxa"/>
+              <w:top w:w="70" w:type="dxa"/>
+              <w:bottom w:w="70" w:type="dxa"/>
+              <w:left w:w="90" w:type="dxa"/>
+              <w:right w:w="90" w:type="dxa"/>
             </w:tcMar>
           </w:tcPr>
           <w:p>
@@ -2117,14 +2117,14 @@
         </w:tc>
         <w:tc>
           <w:tcPr>
-            <w:tcW w:type="dxa" w:w="2257"/>
+            <w:tcW w:type="dxa" w:w="2401"/>
             <w:vAlign w:val="center"/>
             <w:shd w:fill="F2F5F9"/>
             <w:tcMar>
-              <w:top w:w="80" w:type="dxa"/>
-              <w:bottom w:w="80" w:type="dxa"/>
-              <w:left w:w="100" w:type="dxa"/>
-              <w:right w:w="100" w:type="dxa"/>
+              <w:top w:w="70" w:type="dxa"/>
+              <w:bottom w:w="70" w:type="dxa"/>
+              <w:left w:w="90" w:type="dxa"/>
+              <w:right w:w="90" w:type="dxa"/>
             </w:tcMar>
           </w:tcPr>
           <w:p>
@@ -2144,14 +2144,14 @@
         </w:tc>
         <w:tc>
           <w:tcPr>
-            <w:tcW w:type="dxa" w:w="2257"/>
+            <w:tcW w:type="dxa" w:w="2401"/>
             <w:vAlign w:val="center"/>
             <w:shd w:fill="F2F5F9"/>
             <w:tcMar>
-              <w:top w:w="80" w:type="dxa"/>
-              <w:bottom w:w="80" w:type="dxa"/>
-              <w:left w:w="100" w:type="dxa"/>
-              <w:right w:w="100" w:type="dxa"/>
+              <w:top w:w="70" w:type="dxa"/>
+              <w:bottom w:w="70" w:type="dxa"/>
+              <w:left w:w="90" w:type="dxa"/>
+              <w:right w:w="90" w:type="dxa"/>
             </w:tcMar>
           </w:tcPr>
           <w:p>
@@ -2171,14 +2171,14 @@
         </w:tc>
         <w:tc>
           <w:tcPr>
-            <w:tcW w:type="dxa" w:w="2257"/>
+            <w:tcW w:type="dxa" w:w="2401"/>
             <w:vAlign w:val="center"/>
             <w:shd w:fill="F2F5F9"/>
             <w:tcMar>
-              <w:top w:w="80" w:type="dxa"/>
-              <w:bottom w:w="80" w:type="dxa"/>
-              <w:left w:w="100" w:type="dxa"/>
-              <w:right w:w="100" w:type="dxa"/>
+              <w:top w:w="70" w:type="dxa"/>
+              <w:bottom w:w="70" w:type="dxa"/>
+              <w:left w:w="90" w:type="dxa"/>
+              <w:right w:w="90" w:type="dxa"/>
             </w:tcMar>
           </w:tcPr>
           <w:p>
@@ -2203,14 +2203,14 @@
         </w:trPr>
         <w:tc>
           <w:tcPr>
-            <w:tcW w:type="dxa" w:w="2257"/>
+            <w:tcW w:type="dxa" w:w="2401"/>
             <w:vAlign w:val="center"/>
             <w:shd w:fill="FFFFFF"/>
             <w:tcMar>
-              <w:top w:w="80" w:type="dxa"/>
-              <w:bottom w:w="80" w:type="dxa"/>
-              <w:left w:w="100" w:type="dxa"/>
-              <w:right w:w="100" w:type="dxa"/>
+              <w:top w:w="70" w:type="dxa"/>
+              <w:bottom w:w="70" w:type="dxa"/>
+              <w:left w:w="90" w:type="dxa"/>
+              <w:right w:w="90" w:type="dxa"/>
             </w:tcMar>
           </w:tcPr>
           <w:p>
@@ -2230,14 +2230,14 @@
         </w:tc>
         <w:tc>
           <w:tcPr>
-            <w:tcW w:type="dxa" w:w="2257"/>
+            <w:tcW w:type="dxa" w:w="2401"/>
             <w:vAlign w:val="center"/>
             <w:shd w:fill="FFFFFF"/>
             <w:tcMar>
-              <w:top w:w="80" w:type="dxa"/>
-              <w:bottom w:w="80" w:type="dxa"/>
-              <w:left w:w="100" w:type="dxa"/>
-              <w:right w:w="100" w:type="dxa"/>
+              <w:top w:w="70" w:type="dxa"/>
+              <w:bottom w:w="70" w:type="dxa"/>
+              <w:left w:w="90" w:type="dxa"/>
+              <w:right w:w="90" w:type="dxa"/>
             </w:tcMar>
           </w:tcPr>
           <w:p>
@@ -2257,14 +2257,14 @@
         </w:tc>
         <w:tc>
           <w:tcPr>
-            <w:tcW w:type="dxa" w:w="2257"/>
+            <w:tcW w:type="dxa" w:w="2401"/>
             <w:vAlign w:val="center"/>
             <w:shd w:fill="FFFFFF"/>
             <w:tcMar>
-              <w:top w:w="80" w:type="dxa"/>
-              <w:bottom w:w="80" w:type="dxa"/>
-              <w:left w:w="100" w:type="dxa"/>
-              <w:right w:w="100" w:type="dxa"/>
+              <w:top w:w="70" w:type="dxa"/>
+              <w:bottom w:w="70" w:type="dxa"/>
+              <w:left w:w="90" w:type="dxa"/>
+              <w:right w:w="90" w:type="dxa"/>
             </w:tcMar>
           </w:tcPr>
           <w:p>
@@ -2284,14 +2284,14 @@
         </w:tc>
         <w:tc>
           <w:tcPr>
-            <w:tcW w:type="dxa" w:w="2257"/>
+            <w:tcW w:type="dxa" w:w="2401"/>
             <w:vAlign w:val="center"/>
             <w:shd w:fill="FFFFFF"/>
             <w:tcMar>
-              <w:top w:w="80" w:type="dxa"/>
-              <w:bottom w:w="80" w:type="dxa"/>
-              <w:left w:w="100" w:type="dxa"/>
-              <w:right w:w="100" w:type="dxa"/>
+              <w:top w:w="70" w:type="dxa"/>
+              <w:bottom w:w="70" w:type="dxa"/>
+              <w:left w:w="90" w:type="dxa"/>
+              <w:right w:w="90" w:type="dxa"/>
             </w:tcMar>
           </w:tcPr>
           <w:p>
@@ -2316,14 +2316,14 @@
         </w:trPr>
         <w:tc>
           <w:tcPr>
-            <w:tcW w:type="dxa" w:w="2257"/>
+            <w:tcW w:type="dxa" w:w="2401"/>
             <w:vAlign w:val="center"/>
             <w:shd w:fill="F2F5F9"/>
             <w:tcMar>
-              <w:top w:w="80" w:type="dxa"/>
-              <w:bottom w:w="80" w:type="dxa"/>
-              <w:left w:w="100" w:type="dxa"/>
-              <w:right w:w="100" w:type="dxa"/>
+              <w:top w:w="70" w:type="dxa"/>
+              <w:bottom w:w="70" w:type="dxa"/>
+              <w:left w:w="90" w:type="dxa"/>
+              <w:right w:w="90" w:type="dxa"/>
             </w:tcMar>
           </w:tcPr>
           <w:p>
@@ -2335,14 +2335,14 @@
         </w:tc>
         <w:tc>
           <w:tcPr>
-            <w:tcW w:type="dxa" w:w="2257"/>
+            <w:tcW w:type="dxa" w:w="2401"/>
             <w:vAlign w:val="center"/>
             <w:shd w:fill="F2F5F9"/>
             <w:tcMar>
-              <w:top w:w="80" w:type="dxa"/>
-              <w:bottom w:w="80" w:type="dxa"/>
-              <w:left w:w="100" w:type="dxa"/>
-              <w:right w:w="100" w:type="dxa"/>
+              <w:top w:w="70" w:type="dxa"/>
+              <w:bottom w:w="70" w:type="dxa"/>
+              <w:left w:w="90" w:type="dxa"/>
+              <w:right w:w="90" w:type="dxa"/>
             </w:tcMar>
           </w:tcPr>
           <w:p>
@@ -2362,14 +2362,14 @@
         </w:tc>
         <w:tc>
           <w:tcPr>
-            <w:tcW w:type="dxa" w:w="2257"/>
+            <w:tcW w:type="dxa" w:w="2401"/>
             <w:vAlign w:val="center"/>
             <w:shd w:fill="F2F5F9"/>
             <w:tcMar>
-              <w:top w:w="80" w:type="dxa"/>
-              <w:bottom w:w="80" w:type="dxa"/>
-              <w:left w:w="100" w:type="dxa"/>
-              <w:right w:w="100" w:type="dxa"/>
+              <w:top w:w="70" w:type="dxa"/>
+              <w:bottom w:w="70" w:type="dxa"/>
+              <w:left w:w="90" w:type="dxa"/>
+              <w:right w:w="90" w:type="dxa"/>
             </w:tcMar>
           </w:tcPr>
           <w:p>
@@ -2389,14 +2389,14 @@
         </w:tc>
         <w:tc>
           <w:tcPr>
-            <w:tcW w:type="dxa" w:w="2257"/>
+            <w:tcW w:type="dxa" w:w="2401"/>
             <w:vAlign w:val="center"/>
             <w:shd w:fill="F2F5F9"/>
             <w:tcMar>
-              <w:top w:w="80" w:type="dxa"/>
-              <w:bottom w:w="80" w:type="dxa"/>
-              <w:left w:w="100" w:type="dxa"/>
-              <w:right w:w="100" w:type="dxa"/>
+              <w:top w:w="70" w:type="dxa"/>
+              <w:bottom w:w="70" w:type="dxa"/>
+              <w:left w:w="90" w:type="dxa"/>
+              <w:right w:w="90" w:type="dxa"/>
             </w:tcMar>
           </w:tcPr>
           <w:p>
@@ -2421,14 +2421,14 @@
         </w:trPr>
         <w:tc>
           <w:tcPr>
-            <w:tcW w:type="dxa" w:w="2257"/>
+            <w:tcW w:type="dxa" w:w="2401"/>
             <w:vAlign w:val="center"/>
             <w:shd w:fill="FFFFFF"/>
             <w:tcMar>
-              <w:top w:w="80" w:type="dxa"/>
-              <w:bottom w:w="80" w:type="dxa"/>
-              <w:left w:w="100" w:type="dxa"/>
-              <w:right w:w="100" w:type="dxa"/>
+              <w:top w:w="70" w:type="dxa"/>
+              <w:bottom w:w="70" w:type="dxa"/>
+              <w:left w:w="90" w:type="dxa"/>
+              <w:right w:w="90" w:type="dxa"/>
             </w:tcMar>
           </w:tcPr>
           <w:p>
@@ -2448,14 +2448,14 @@
         </w:tc>
         <w:tc>
           <w:tcPr>
-            <w:tcW w:type="dxa" w:w="2257"/>
+            <w:tcW w:type="dxa" w:w="2401"/>
             <w:vAlign w:val="center"/>
             <w:shd w:fill="FFFFFF"/>
             <w:tcMar>
-              <w:top w:w="80" w:type="dxa"/>
-              <w:bottom w:w="80" w:type="dxa"/>
-              <w:left w:w="100" w:type="dxa"/>
-              <w:right w:w="100" w:type="dxa"/>
+              <w:top w:w="70" w:type="dxa"/>
+              <w:bottom w:w="70" w:type="dxa"/>
+              <w:left w:w="90" w:type="dxa"/>
+              <w:right w:w="90" w:type="dxa"/>
             </w:tcMar>
           </w:tcPr>
           <w:p>
@@ -2475,14 +2475,14 @@
         </w:tc>
         <w:tc>
           <w:tcPr>
-            <w:tcW w:type="dxa" w:w="2257"/>
+            <w:tcW w:type="dxa" w:w="2401"/>
             <w:vAlign w:val="center"/>
             <w:shd w:fill="FFFFFF"/>
             <w:tcMar>
-              <w:top w:w="80" w:type="dxa"/>
-              <w:bottom w:w="80" w:type="dxa"/>
-              <w:left w:w="100" w:type="dxa"/>
-              <w:right w:w="100" w:type="dxa"/>
+              <w:top w:w="70" w:type="dxa"/>
+              <w:bottom w:w="70" w:type="dxa"/>
+              <w:left w:w="90" w:type="dxa"/>
+              <w:right w:w="90" w:type="dxa"/>
             </w:tcMar>
           </w:tcPr>
           <w:p>
@@ -2502,14 +2502,14 @@
         </w:tc>
         <w:tc>
           <w:tcPr>
-            <w:tcW w:type="dxa" w:w="2257"/>
+            <w:tcW w:type="dxa" w:w="2401"/>
             <w:vAlign w:val="center"/>
             <w:shd w:fill="FFFFFF"/>
             <w:tcMar>
-              <w:top w:w="80" w:type="dxa"/>
-              <w:bottom w:w="80" w:type="dxa"/>
-              <w:left w:w="100" w:type="dxa"/>
-              <w:right w:w="100" w:type="dxa"/>
+              <w:top w:w="70" w:type="dxa"/>
+              <w:bottom w:w="70" w:type="dxa"/>
+              <w:left w:w="90" w:type="dxa"/>
+              <w:right w:w="90" w:type="dxa"/>
             </w:tcMar>
           </w:tcPr>
           <w:p>
@@ -2534,14 +2534,14 @@
         </w:trPr>
         <w:tc>
           <w:tcPr>
-            <w:tcW w:type="dxa" w:w="2257"/>
+            <w:tcW w:type="dxa" w:w="2401"/>
             <w:vAlign w:val="center"/>
             <w:shd w:fill="F2F5F9"/>
             <w:tcMar>
-              <w:top w:w="80" w:type="dxa"/>
-              <w:bottom w:w="80" w:type="dxa"/>
-              <w:left w:w="100" w:type="dxa"/>
-              <w:right w:w="100" w:type="dxa"/>
+              <w:top w:w="70" w:type="dxa"/>
+              <w:bottom w:w="70" w:type="dxa"/>
+              <w:left w:w="90" w:type="dxa"/>
+              <w:right w:w="90" w:type="dxa"/>
             </w:tcMar>
           </w:tcPr>
           <w:p>
@@ -2553,14 +2553,14 @@
         </w:tc>
         <w:tc>
           <w:tcPr>
-            <w:tcW w:type="dxa" w:w="2257"/>
+            <w:tcW w:type="dxa" w:w="2401"/>
             <w:vAlign w:val="center"/>
             <w:shd w:fill="F2F5F9"/>
             <w:tcMar>
-              <w:top w:w="80" w:type="dxa"/>
-              <w:bottom w:w="80" w:type="dxa"/>
-              <w:left w:w="100" w:type="dxa"/>
-              <w:right w:w="100" w:type="dxa"/>
+              <w:top w:w="70" w:type="dxa"/>
+              <w:bottom w:w="70" w:type="dxa"/>
+              <w:left w:w="90" w:type="dxa"/>
+              <w:right w:w="90" w:type="dxa"/>
             </w:tcMar>
           </w:tcPr>
           <w:p>
@@ -2580,14 +2580,14 @@
         </w:tc>
         <w:tc>
           <w:tcPr>
-            <w:tcW w:type="dxa" w:w="2257"/>
+            <w:tcW w:type="dxa" w:w="2401"/>
             <w:vAlign w:val="center"/>
             <w:shd w:fill="F2F5F9"/>
             <w:tcMar>
-              <w:top w:w="80" w:type="dxa"/>
-              <w:bottom w:w="80" w:type="dxa"/>
-              <w:left w:w="100" w:type="dxa"/>
-              <w:right w:w="100" w:type="dxa"/>
+              <w:top w:w="70" w:type="dxa"/>
+              <w:bottom w:w="70" w:type="dxa"/>
+              <w:left w:w="90" w:type="dxa"/>
+              <w:right w:w="90" w:type="dxa"/>
             </w:tcMar>
           </w:tcPr>
           <w:p>
@@ -2607,14 +2607,14 @@
         </w:tc>
         <w:tc>
           <w:tcPr>
-            <w:tcW w:type="dxa" w:w="2257"/>
+            <w:tcW w:type="dxa" w:w="2401"/>
             <w:vAlign w:val="center"/>
             <w:shd w:fill="F2F5F9"/>
             <w:tcMar>
-              <w:top w:w="80" w:type="dxa"/>
-              <w:bottom w:w="80" w:type="dxa"/>
-              <w:left w:w="100" w:type="dxa"/>
-              <w:right w:w="100" w:type="dxa"/>
+              <w:top w:w="70" w:type="dxa"/>
+              <w:bottom w:w="70" w:type="dxa"/>
+              <w:left w:w="90" w:type="dxa"/>
+              <w:right w:w="90" w:type="dxa"/>
             </w:tcMar>
           </w:tcPr>
           <w:p>
@@ -2639,14 +2639,14 @@
         </w:trPr>
         <w:tc>
           <w:tcPr>
-            <w:tcW w:type="dxa" w:w="2257"/>
+            <w:tcW w:type="dxa" w:w="2401"/>
             <w:vAlign w:val="center"/>
             <w:shd w:fill="FFFFFF"/>
             <w:tcMar>
-              <w:top w:w="80" w:type="dxa"/>
-              <w:bottom w:w="80" w:type="dxa"/>
-              <w:left w:w="100" w:type="dxa"/>
-              <w:right w:w="100" w:type="dxa"/>
+              <w:top w:w="70" w:type="dxa"/>
+              <w:bottom w:w="70" w:type="dxa"/>
+              <w:left w:w="90" w:type="dxa"/>
+              <w:right w:w="90" w:type="dxa"/>
             </w:tcMar>
           </w:tcPr>
           <w:p>
@@ -2666,14 +2666,14 @@
         </w:tc>
         <w:tc>
           <w:tcPr>
-            <w:tcW w:type="dxa" w:w="2257"/>
+            <w:tcW w:type="dxa" w:w="2401"/>
             <w:vAlign w:val="center"/>
             <w:shd w:fill="FFFFFF"/>
             <w:tcMar>
-              <w:top w:w="80" w:type="dxa"/>
-              <w:bottom w:w="80" w:type="dxa"/>
-              <w:left w:w="100" w:type="dxa"/>
-              <w:right w:w="100" w:type="dxa"/>
+              <w:top w:w="70" w:type="dxa"/>
+              <w:bottom w:w="70" w:type="dxa"/>
+              <w:left w:w="90" w:type="dxa"/>
+              <w:right w:w="90" w:type="dxa"/>
             </w:tcMar>
           </w:tcPr>
           <w:p>
@@ -2693,14 +2693,14 @@
         </w:tc>
         <w:tc>
           <w:tcPr>
-            <w:tcW w:type="dxa" w:w="2257"/>
+            <w:tcW w:type="dxa" w:w="2401"/>
             <w:vAlign w:val="center"/>
             <w:shd w:fill="FFFFFF"/>
             <w:tcMar>
-              <w:top w:w="80" w:type="dxa"/>
-              <w:bottom w:w="80" w:type="dxa"/>
-              <w:left w:w="100" w:type="dxa"/>
-              <w:right w:w="100" w:type="dxa"/>
+              <w:top w:w="70" w:type="dxa"/>
+              <w:bottom w:w="70" w:type="dxa"/>
+              <w:left w:w="90" w:type="dxa"/>
+              <w:right w:w="90" w:type="dxa"/>
             </w:tcMar>
           </w:tcPr>
           <w:p>
@@ -2720,14 +2720,14 @@
         </w:tc>
         <w:tc>
           <w:tcPr>
-            <w:tcW w:type="dxa" w:w="2257"/>
+            <w:tcW w:type="dxa" w:w="2401"/>
             <w:vAlign w:val="center"/>
             <w:shd w:fill="FFFFFF"/>
             <w:tcMar>
-              <w:top w:w="80" w:type="dxa"/>
-              <w:bottom w:w="80" w:type="dxa"/>
-              <w:left w:w="100" w:type="dxa"/>
-              <w:right w:w="100" w:type="dxa"/>
+              <w:top w:w="70" w:type="dxa"/>
+              <w:bottom w:w="70" w:type="dxa"/>
+              <w:left w:w="90" w:type="dxa"/>
+              <w:right w:w="90" w:type="dxa"/>
             </w:tcMar>
           </w:tcPr>
           <w:p>
@@ -2752,14 +2752,14 @@
         </w:trPr>
         <w:tc>
           <w:tcPr>
-            <w:tcW w:type="dxa" w:w="2257"/>
+            <w:tcW w:type="dxa" w:w="2401"/>
             <w:vAlign w:val="center"/>
             <w:shd w:fill="F2F5F9"/>
             <w:tcMar>
-              <w:top w:w="80" w:type="dxa"/>
-              <w:bottom w:w="80" w:type="dxa"/>
-              <w:left w:w="100" w:type="dxa"/>
-              <w:right w:w="100" w:type="dxa"/>
+              <w:top w:w="70" w:type="dxa"/>
+              <w:bottom w:w="70" w:type="dxa"/>
+              <w:left w:w="90" w:type="dxa"/>
+              <w:right w:w="90" w:type="dxa"/>
             </w:tcMar>
           </w:tcPr>
           <w:p>
@@ -2771,14 +2771,14 @@
         </w:tc>
         <w:tc>
           <w:tcPr>
-            <w:tcW w:type="dxa" w:w="2257"/>
+            <w:tcW w:type="dxa" w:w="2401"/>
             <w:vAlign w:val="center"/>
             <w:shd w:fill="F2F5F9"/>
             <w:tcMar>
-              <w:top w:w="80" w:type="dxa"/>
-              <w:bottom w:w="80" w:type="dxa"/>
-              <w:left w:w="100" w:type="dxa"/>
-              <w:right w:w="100" w:type="dxa"/>
+              <w:top w:w="70" w:type="dxa"/>
+              <w:bottom w:w="70" w:type="dxa"/>
+              <w:left w:w="90" w:type="dxa"/>
+              <w:right w:w="90" w:type="dxa"/>
             </w:tcMar>
           </w:tcPr>
           <w:p>
@@ -2798,14 +2798,14 @@
         </w:tc>
         <w:tc>
           <w:tcPr>
-            <w:tcW w:type="dxa" w:w="2257"/>
+            <w:tcW w:type="dxa" w:w="2401"/>
             <w:vAlign w:val="center"/>
             <w:shd w:fill="F2F5F9"/>
             <w:tcMar>
-              <w:top w:w="80" w:type="dxa"/>
-              <w:bottom w:w="80" w:type="dxa"/>
-              <w:left w:w="100" w:type="dxa"/>
-              <w:right w:w="100" w:type="dxa"/>
+              <w:top w:w="70" w:type="dxa"/>
+              <w:bottom w:w="70" w:type="dxa"/>
+              <w:left w:w="90" w:type="dxa"/>
+              <w:right w:w="90" w:type="dxa"/>
             </w:tcMar>
           </w:tcPr>
           <w:p>
@@ -2825,14 +2825,14 @@
         </w:tc>
         <w:tc>
           <w:tcPr>
-            <w:tcW w:type="dxa" w:w="2257"/>
+            <w:tcW w:type="dxa" w:w="2401"/>
             <w:vAlign w:val="center"/>
             <w:shd w:fill="F2F5F9"/>
             <w:tcMar>
-              <w:top w:w="80" w:type="dxa"/>
-              <w:bottom w:w="80" w:type="dxa"/>
-              <w:left w:w="100" w:type="dxa"/>
-              <w:right w:w="100" w:type="dxa"/>
+              <w:top w:w="70" w:type="dxa"/>
+              <w:bottom w:w="70" w:type="dxa"/>
+              <w:left w:w="90" w:type="dxa"/>
+              <w:right w:w="90" w:type="dxa"/>
             </w:tcMar>
           </w:tcPr>
           <w:p>
@@ -2854,7 +2854,7 @@
     </w:tbl>
     <w:p>
       <w:pPr>
-        <w:spacing w:after="120"/>
+        <w:spacing w:after="100"/>
       </w:pPr>
     </w:p>
     <w:p>
@@ -3418,9 +3418,9 @@
       <w:r>
         <w:rPr>
           <w:color w:val="C8D2E1"/>
-          <w:sz w:val="16"/>
+          <w:sz w:val="14"/>
         </w:rPr>
-        <w:t>_________________________________________________________________________________</w:t>
+        <w:t>———————————————————————————————————————————————————————————————————————————</w:t>
       </w:r>
     </w:p>
     <w:p>
@@ -3499,8 +3499,8 @@
         </w:tblBorders>
       </w:tblPr>
       <w:tblGrid>
-        <w:gridCol w:w="4514"/>
-        <w:gridCol w:w="4514"/>
+        <w:gridCol w:w="4802"/>
+        <w:gridCol w:w="4802"/>
       </w:tblGrid>
       <w:tr>
         <w:trPr>
@@ -3510,7 +3510,7 @@
         </w:trPr>
         <w:tc>
           <w:tcPr>
-            <w:tcW w:type="dxa" w:w="4514"/>
+            <w:tcW w:type="dxa" w:w="4802"/>
             <w:vAlign w:val="center"/>
             <w:shd w:fill="1F3864"/>
             <w:tcMar>
@@ -3538,7 +3538,7 @@
         </w:tc>
         <w:tc>
           <w:tcPr>
-            <w:tcW w:type="dxa" w:w="4514"/>
+            <w:tcW w:type="dxa" w:w="4802"/>
             <w:vAlign w:val="center"/>
             <w:shd w:fill="1F3864"/>
             <w:tcMar>
@@ -3571,14 +3571,14 @@
         </w:trPr>
         <w:tc>
           <w:tcPr>
-            <w:tcW w:type="dxa" w:w="4514"/>
+            <w:tcW w:type="dxa" w:w="4802"/>
             <w:vAlign w:val="center"/>
             <w:shd w:fill="FFFFFF"/>
             <w:tcMar>
-              <w:top w:w="80" w:type="dxa"/>
-              <w:bottom w:w="80" w:type="dxa"/>
-              <w:left w:w="100" w:type="dxa"/>
-              <w:right w:w="100" w:type="dxa"/>
+              <w:top w:w="70" w:type="dxa"/>
+              <w:bottom w:w="70" w:type="dxa"/>
+              <w:left w:w="90" w:type="dxa"/>
+              <w:right w:w="90" w:type="dxa"/>
             </w:tcMar>
           </w:tcPr>
           <w:p>
@@ -3598,14 +3598,14 @@
         </w:tc>
         <w:tc>
           <w:tcPr>
-            <w:tcW w:type="dxa" w:w="4514"/>
+            <w:tcW w:type="dxa" w:w="4802"/>
             <w:vAlign w:val="center"/>
             <w:shd w:fill="FFFFFF"/>
             <w:tcMar>
-              <w:top w:w="80" w:type="dxa"/>
-              <w:bottom w:w="80" w:type="dxa"/>
-              <w:left w:w="100" w:type="dxa"/>
-              <w:right w:w="100" w:type="dxa"/>
+              <w:top w:w="70" w:type="dxa"/>
+              <w:bottom w:w="70" w:type="dxa"/>
+              <w:left w:w="90" w:type="dxa"/>
+              <w:right w:w="90" w:type="dxa"/>
             </w:tcMar>
           </w:tcPr>
           <w:p>
@@ -3630,14 +3630,14 @@
         </w:trPr>
         <w:tc>
           <w:tcPr>
-            <w:tcW w:type="dxa" w:w="4514"/>
+            <w:tcW w:type="dxa" w:w="4802"/>
             <w:vAlign w:val="center"/>
             <w:shd w:fill="F2F5F9"/>
             <w:tcMar>
-              <w:top w:w="80" w:type="dxa"/>
-              <w:bottom w:w="80" w:type="dxa"/>
-              <w:left w:w="100" w:type="dxa"/>
-              <w:right w:w="100" w:type="dxa"/>
+              <w:top w:w="70" w:type="dxa"/>
+              <w:bottom w:w="70" w:type="dxa"/>
+              <w:left w:w="90" w:type="dxa"/>
+              <w:right w:w="90" w:type="dxa"/>
             </w:tcMar>
           </w:tcPr>
           <w:p>
@@ -3649,14 +3649,14 @@
         </w:tc>
         <w:tc>
           <w:tcPr>
-            <w:tcW w:type="dxa" w:w="4514"/>
+            <w:tcW w:type="dxa" w:w="4802"/>
             <w:vAlign w:val="center"/>
             <w:shd w:fill="F2F5F9"/>
             <w:tcMar>
-              <w:top w:w="80" w:type="dxa"/>
-              <w:bottom w:w="80" w:type="dxa"/>
-              <w:left w:w="100" w:type="dxa"/>
-              <w:right w:w="100" w:type="dxa"/>
+              <w:top w:w="70" w:type="dxa"/>
+              <w:bottom w:w="70" w:type="dxa"/>
+              <w:left w:w="90" w:type="dxa"/>
+              <w:right w:w="90" w:type="dxa"/>
             </w:tcMar>
           </w:tcPr>
           <w:p>
@@ -3681,14 +3681,14 @@
         </w:trPr>
         <w:tc>
           <w:tcPr>
-            <w:tcW w:type="dxa" w:w="4514"/>
+            <w:tcW w:type="dxa" w:w="4802"/>
             <w:vAlign w:val="center"/>
             <w:shd w:fill="FFFFFF"/>
             <w:tcMar>
-              <w:top w:w="80" w:type="dxa"/>
-              <w:bottom w:w="80" w:type="dxa"/>
-              <w:left w:w="100" w:type="dxa"/>
-              <w:right w:w="100" w:type="dxa"/>
+              <w:top w:w="70" w:type="dxa"/>
+              <w:bottom w:w="70" w:type="dxa"/>
+              <w:left w:w="90" w:type="dxa"/>
+              <w:right w:w="90" w:type="dxa"/>
             </w:tcMar>
           </w:tcPr>
           <w:p>
@@ -3700,14 +3700,14 @@
         </w:tc>
         <w:tc>
           <w:tcPr>
-            <w:tcW w:type="dxa" w:w="4514"/>
+            <w:tcW w:type="dxa" w:w="4802"/>
             <w:vAlign w:val="center"/>
             <w:shd w:fill="FFFFFF"/>
             <w:tcMar>
-              <w:top w:w="80" w:type="dxa"/>
-              <w:bottom w:w="80" w:type="dxa"/>
-              <w:left w:w="100" w:type="dxa"/>
-              <w:right w:w="100" w:type="dxa"/>
+              <w:top w:w="70" w:type="dxa"/>
+              <w:bottom w:w="70" w:type="dxa"/>
+              <w:left w:w="90" w:type="dxa"/>
+              <w:right w:w="90" w:type="dxa"/>
             </w:tcMar>
           </w:tcPr>
           <w:p>
@@ -3732,14 +3732,14 @@
         </w:trPr>
         <w:tc>
           <w:tcPr>
-            <w:tcW w:type="dxa" w:w="4514"/>
+            <w:tcW w:type="dxa" w:w="4802"/>
             <w:vAlign w:val="center"/>
             <w:shd w:fill="F2F5F9"/>
             <w:tcMar>
-              <w:top w:w="80" w:type="dxa"/>
-              <w:bottom w:w="80" w:type="dxa"/>
-              <w:left w:w="100" w:type="dxa"/>
-              <w:right w:w="100" w:type="dxa"/>
+              <w:top w:w="70" w:type="dxa"/>
+              <w:bottom w:w="70" w:type="dxa"/>
+              <w:left w:w="90" w:type="dxa"/>
+              <w:right w:w="90" w:type="dxa"/>
             </w:tcMar>
           </w:tcPr>
           <w:p>
@@ -3751,14 +3751,14 @@
         </w:tc>
         <w:tc>
           <w:tcPr>
-            <w:tcW w:type="dxa" w:w="4514"/>
+            <w:tcW w:type="dxa" w:w="4802"/>
             <w:vAlign w:val="center"/>
             <w:shd w:fill="F2F5F9"/>
             <w:tcMar>
-              <w:top w:w="80" w:type="dxa"/>
-              <w:bottom w:w="80" w:type="dxa"/>
-              <w:left w:w="100" w:type="dxa"/>
-              <w:right w:w="100" w:type="dxa"/>
+              <w:top w:w="70" w:type="dxa"/>
+              <w:bottom w:w="70" w:type="dxa"/>
+              <w:left w:w="90" w:type="dxa"/>
+              <w:right w:w="90" w:type="dxa"/>
             </w:tcMar>
           </w:tcPr>
           <w:p>
@@ -3783,14 +3783,14 @@
         </w:trPr>
         <w:tc>
           <w:tcPr>
-            <w:tcW w:type="dxa" w:w="4514"/>
+            <w:tcW w:type="dxa" w:w="4802"/>
             <w:vAlign w:val="center"/>
             <w:shd w:fill="FFFFFF"/>
             <w:tcMar>
-              <w:top w:w="80" w:type="dxa"/>
-              <w:bottom w:w="80" w:type="dxa"/>
-              <w:left w:w="100" w:type="dxa"/>
-              <w:right w:w="100" w:type="dxa"/>
+              <w:top w:w="70" w:type="dxa"/>
+              <w:bottom w:w="70" w:type="dxa"/>
+              <w:left w:w="90" w:type="dxa"/>
+              <w:right w:w="90" w:type="dxa"/>
             </w:tcMar>
           </w:tcPr>
           <w:p>
@@ -3802,14 +3802,14 @@
         </w:tc>
         <w:tc>
           <w:tcPr>
-            <w:tcW w:type="dxa" w:w="4514"/>
+            <w:tcW w:type="dxa" w:w="4802"/>
             <w:vAlign w:val="center"/>
             <w:shd w:fill="FFFFFF"/>
             <w:tcMar>
-              <w:top w:w="80" w:type="dxa"/>
-              <w:bottom w:w="80" w:type="dxa"/>
-              <w:left w:w="100" w:type="dxa"/>
-              <w:right w:w="100" w:type="dxa"/>
+              <w:top w:w="70" w:type="dxa"/>
+              <w:bottom w:w="70" w:type="dxa"/>
+              <w:left w:w="90" w:type="dxa"/>
+              <w:right w:w="90" w:type="dxa"/>
             </w:tcMar>
           </w:tcPr>
           <w:p>
@@ -3834,14 +3834,14 @@
         </w:trPr>
         <w:tc>
           <w:tcPr>
-            <w:tcW w:type="dxa" w:w="4514"/>
+            <w:tcW w:type="dxa" w:w="4802"/>
             <w:vAlign w:val="center"/>
             <w:shd w:fill="F2F5F9"/>
             <w:tcMar>
-              <w:top w:w="80" w:type="dxa"/>
-              <w:bottom w:w="80" w:type="dxa"/>
-              <w:left w:w="100" w:type="dxa"/>
-              <w:right w:w="100" w:type="dxa"/>
+              <w:top w:w="70" w:type="dxa"/>
+              <w:bottom w:w="70" w:type="dxa"/>
+              <w:left w:w="90" w:type="dxa"/>
+              <w:right w:w="90" w:type="dxa"/>
             </w:tcMar>
           </w:tcPr>
           <w:p>
@@ -3861,14 +3861,14 @@
         </w:tc>
         <w:tc>
           <w:tcPr>
-            <w:tcW w:type="dxa" w:w="4514"/>
+            <w:tcW w:type="dxa" w:w="4802"/>
             <w:vAlign w:val="center"/>
             <w:shd w:fill="F2F5F9"/>
             <w:tcMar>
-              <w:top w:w="80" w:type="dxa"/>
-              <w:bottom w:w="80" w:type="dxa"/>
-              <w:left w:w="100" w:type="dxa"/>
-              <w:right w:w="100" w:type="dxa"/>
+              <w:top w:w="70" w:type="dxa"/>
+              <w:bottom w:w="70" w:type="dxa"/>
+              <w:left w:w="90" w:type="dxa"/>
+              <w:right w:w="90" w:type="dxa"/>
             </w:tcMar>
           </w:tcPr>
           <w:p>
@@ -3893,14 +3893,14 @@
         </w:trPr>
         <w:tc>
           <w:tcPr>
-            <w:tcW w:type="dxa" w:w="4514"/>
+            <w:tcW w:type="dxa" w:w="4802"/>
             <w:vAlign w:val="center"/>
             <w:shd w:fill="FFFFFF"/>
             <w:tcMar>
-              <w:top w:w="80" w:type="dxa"/>
-              <w:bottom w:w="80" w:type="dxa"/>
-              <w:left w:w="100" w:type="dxa"/>
-              <w:right w:w="100" w:type="dxa"/>
+              <w:top w:w="70" w:type="dxa"/>
+              <w:bottom w:w="70" w:type="dxa"/>
+              <w:left w:w="90" w:type="dxa"/>
+              <w:right w:w="90" w:type="dxa"/>
             </w:tcMar>
           </w:tcPr>
           <w:p>
@@ -3912,14 +3912,14 @@
         </w:tc>
         <w:tc>
           <w:tcPr>
-            <w:tcW w:type="dxa" w:w="4514"/>
+            <w:tcW w:type="dxa" w:w="4802"/>
             <w:vAlign w:val="center"/>
             <w:shd w:fill="FFFFFF"/>
             <w:tcMar>
-              <w:top w:w="80" w:type="dxa"/>
-              <w:bottom w:w="80" w:type="dxa"/>
-              <w:left w:w="100" w:type="dxa"/>
-              <w:right w:w="100" w:type="dxa"/>
+              <w:top w:w="70" w:type="dxa"/>
+              <w:bottom w:w="70" w:type="dxa"/>
+              <w:left w:w="90" w:type="dxa"/>
+              <w:right w:w="90" w:type="dxa"/>
             </w:tcMar>
           </w:tcPr>
           <w:p>
@@ -3944,14 +3944,14 @@
         </w:trPr>
         <w:tc>
           <w:tcPr>
-            <w:tcW w:type="dxa" w:w="4514"/>
+            <w:tcW w:type="dxa" w:w="4802"/>
             <w:vAlign w:val="center"/>
             <w:shd w:fill="F2F5F9"/>
             <w:tcMar>
-              <w:top w:w="80" w:type="dxa"/>
-              <w:bottom w:w="80" w:type="dxa"/>
-              <w:left w:w="100" w:type="dxa"/>
-              <w:right w:w="100" w:type="dxa"/>
+              <w:top w:w="70" w:type="dxa"/>
+              <w:bottom w:w="70" w:type="dxa"/>
+              <w:left w:w="90" w:type="dxa"/>
+              <w:right w:w="90" w:type="dxa"/>
             </w:tcMar>
           </w:tcPr>
           <w:p>
@@ -3963,14 +3963,14 @@
         </w:tc>
         <w:tc>
           <w:tcPr>
-            <w:tcW w:type="dxa" w:w="4514"/>
+            <w:tcW w:type="dxa" w:w="4802"/>
             <w:vAlign w:val="center"/>
             <w:shd w:fill="F2F5F9"/>
             <w:tcMar>
-              <w:top w:w="80" w:type="dxa"/>
-              <w:bottom w:w="80" w:type="dxa"/>
-              <w:left w:w="100" w:type="dxa"/>
-              <w:right w:w="100" w:type="dxa"/>
+              <w:top w:w="70" w:type="dxa"/>
+              <w:bottom w:w="70" w:type="dxa"/>
+              <w:left w:w="90" w:type="dxa"/>
+              <w:right w:w="90" w:type="dxa"/>
             </w:tcMar>
           </w:tcPr>
           <w:p>
@@ -3995,14 +3995,14 @@
         </w:trPr>
         <w:tc>
           <w:tcPr>
-            <w:tcW w:type="dxa" w:w="4514"/>
+            <w:tcW w:type="dxa" w:w="4802"/>
             <w:vAlign w:val="center"/>
             <w:shd w:fill="FFFFFF"/>
             <w:tcMar>
-              <w:top w:w="80" w:type="dxa"/>
-              <w:bottom w:w="80" w:type="dxa"/>
-              <w:left w:w="100" w:type="dxa"/>
-              <w:right w:w="100" w:type="dxa"/>
+              <w:top w:w="70" w:type="dxa"/>
+              <w:bottom w:w="70" w:type="dxa"/>
+              <w:left w:w="90" w:type="dxa"/>
+              <w:right w:w="90" w:type="dxa"/>
             </w:tcMar>
           </w:tcPr>
           <w:p>
@@ -4014,14 +4014,14 @@
         </w:tc>
         <w:tc>
           <w:tcPr>
-            <w:tcW w:type="dxa" w:w="4514"/>
+            <w:tcW w:type="dxa" w:w="4802"/>
             <w:vAlign w:val="center"/>
             <w:shd w:fill="FFFFFF"/>
             <w:tcMar>
-              <w:top w:w="80" w:type="dxa"/>
-              <w:bottom w:w="80" w:type="dxa"/>
-              <w:left w:w="100" w:type="dxa"/>
-              <w:right w:w="100" w:type="dxa"/>
+              <w:top w:w="70" w:type="dxa"/>
+              <w:bottom w:w="70" w:type="dxa"/>
+              <w:left w:w="90" w:type="dxa"/>
+              <w:right w:w="90" w:type="dxa"/>
             </w:tcMar>
           </w:tcPr>
           <w:p>
@@ -4046,14 +4046,14 @@
         </w:trPr>
         <w:tc>
           <w:tcPr>
-            <w:tcW w:type="dxa" w:w="4514"/>
+            <w:tcW w:type="dxa" w:w="4802"/>
             <w:vAlign w:val="center"/>
             <w:shd w:fill="F2F5F9"/>
             <w:tcMar>
-              <w:top w:w="80" w:type="dxa"/>
-              <w:bottom w:w="80" w:type="dxa"/>
-              <w:left w:w="100" w:type="dxa"/>
-              <w:right w:w="100" w:type="dxa"/>
+              <w:top w:w="70" w:type="dxa"/>
+              <w:bottom w:w="70" w:type="dxa"/>
+              <w:left w:w="90" w:type="dxa"/>
+              <w:right w:w="90" w:type="dxa"/>
             </w:tcMar>
           </w:tcPr>
           <w:p>
@@ -4073,14 +4073,14 @@
         </w:tc>
         <w:tc>
           <w:tcPr>
-            <w:tcW w:type="dxa" w:w="4514"/>
+            <w:tcW w:type="dxa" w:w="4802"/>
             <w:vAlign w:val="center"/>
             <w:shd w:fill="F2F5F9"/>
             <w:tcMar>
-              <w:top w:w="80" w:type="dxa"/>
-              <w:bottom w:w="80" w:type="dxa"/>
-              <w:left w:w="100" w:type="dxa"/>
-              <w:right w:w="100" w:type="dxa"/>
+              <w:top w:w="70" w:type="dxa"/>
+              <w:bottom w:w="70" w:type="dxa"/>
+              <w:left w:w="90" w:type="dxa"/>
+              <w:right w:w="90" w:type="dxa"/>
             </w:tcMar>
           </w:tcPr>
           <w:p>
@@ -4105,14 +4105,14 @@
         </w:trPr>
         <w:tc>
           <w:tcPr>
-            <w:tcW w:type="dxa" w:w="4514"/>
+            <w:tcW w:type="dxa" w:w="4802"/>
             <w:vAlign w:val="center"/>
             <w:shd w:fill="FFFFFF"/>
             <w:tcMar>
-              <w:top w:w="80" w:type="dxa"/>
-              <w:bottom w:w="80" w:type="dxa"/>
-              <w:left w:w="100" w:type="dxa"/>
-              <w:right w:w="100" w:type="dxa"/>
+              <w:top w:w="70" w:type="dxa"/>
+              <w:bottom w:w="70" w:type="dxa"/>
+              <w:left w:w="90" w:type="dxa"/>
+              <w:right w:w="90" w:type="dxa"/>
             </w:tcMar>
           </w:tcPr>
           <w:p>
@@ -4124,14 +4124,14 @@
         </w:tc>
         <w:tc>
           <w:tcPr>
-            <w:tcW w:type="dxa" w:w="4514"/>
+            <w:tcW w:type="dxa" w:w="4802"/>
             <w:vAlign w:val="center"/>
             <w:shd w:fill="FFFFFF"/>
             <w:tcMar>
-              <w:top w:w="80" w:type="dxa"/>
-              <w:bottom w:w="80" w:type="dxa"/>
-              <w:left w:w="100" w:type="dxa"/>
-              <w:right w:w="100" w:type="dxa"/>
+              <w:top w:w="70" w:type="dxa"/>
+              <w:bottom w:w="70" w:type="dxa"/>
+              <w:left w:w="90" w:type="dxa"/>
+              <w:right w:w="90" w:type="dxa"/>
             </w:tcMar>
           </w:tcPr>
           <w:p>
@@ -4156,14 +4156,14 @@
         </w:trPr>
         <w:tc>
           <w:tcPr>
-            <w:tcW w:type="dxa" w:w="4514"/>
+            <w:tcW w:type="dxa" w:w="4802"/>
             <w:vAlign w:val="center"/>
             <w:shd w:fill="F2F5F9"/>
             <w:tcMar>
-              <w:top w:w="80" w:type="dxa"/>
-              <w:bottom w:w="80" w:type="dxa"/>
-              <w:left w:w="100" w:type="dxa"/>
-              <w:right w:w="100" w:type="dxa"/>
+              <w:top w:w="70" w:type="dxa"/>
+              <w:bottom w:w="70" w:type="dxa"/>
+              <w:left w:w="90" w:type="dxa"/>
+              <w:right w:w="90" w:type="dxa"/>
             </w:tcMar>
           </w:tcPr>
           <w:p>
@@ -4175,14 +4175,14 @@
         </w:tc>
         <w:tc>
           <w:tcPr>
-            <w:tcW w:type="dxa" w:w="4514"/>
+            <w:tcW w:type="dxa" w:w="4802"/>
             <w:vAlign w:val="center"/>
             <w:shd w:fill="F2F5F9"/>
             <w:tcMar>
-              <w:top w:w="80" w:type="dxa"/>
-              <w:bottom w:w="80" w:type="dxa"/>
-              <w:left w:w="100" w:type="dxa"/>
-              <w:right w:w="100" w:type="dxa"/>
+              <w:top w:w="70" w:type="dxa"/>
+              <w:bottom w:w="70" w:type="dxa"/>
+              <w:left w:w="90" w:type="dxa"/>
+              <w:right w:w="90" w:type="dxa"/>
             </w:tcMar>
           </w:tcPr>
           <w:p>
@@ -4207,14 +4207,14 @@
         </w:trPr>
         <w:tc>
           <w:tcPr>
-            <w:tcW w:type="dxa" w:w="4514"/>
+            <w:tcW w:type="dxa" w:w="4802"/>
             <w:vAlign w:val="center"/>
             <w:shd w:fill="FFFFFF"/>
             <w:tcMar>
-              <w:top w:w="80" w:type="dxa"/>
-              <w:bottom w:w="80" w:type="dxa"/>
-              <w:left w:w="100" w:type="dxa"/>
-              <w:right w:w="100" w:type="dxa"/>
+              <w:top w:w="70" w:type="dxa"/>
+              <w:bottom w:w="70" w:type="dxa"/>
+              <w:left w:w="90" w:type="dxa"/>
+              <w:right w:w="90" w:type="dxa"/>
             </w:tcMar>
           </w:tcPr>
           <w:p>
@@ -4226,14 +4226,14 @@
         </w:tc>
         <w:tc>
           <w:tcPr>
-            <w:tcW w:type="dxa" w:w="4514"/>
+            <w:tcW w:type="dxa" w:w="4802"/>
             <w:vAlign w:val="center"/>
             <w:shd w:fill="FFFFFF"/>
             <w:tcMar>
-              <w:top w:w="80" w:type="dxa"/>
-              <w:bottom w:w="80" w:type="dxa"/>
-              <w:left w:w="100" w:type="dxa"/>
-              <w:right w:w="100" w:type="dxa"/>
+              <w:top w:w="70" w:type="dxa"/>
+              <w:bottom w:w="70" w:type="dxa"/>
+              <w:left w:w="90" w:type="dxa"/>
+              <w:right w:w="90" w:type="dxa"/>
             </w:tcMar>
           </w:tcPr>
           <w:p>
@@ -4255,7 +4255,7 @@
     </w:tbl>
     <w:p>
       <w:pPr>
-        <w:spacing w:after="120"/>
+        <w:spacing w:after="100"/>
       </w:pPr>
     </w:p>
     <w:p>
@@ -4403,9 +4403,9 @@
       <w:r>
         <w:rPr>
           <w:color w:val="C8D2E1"/>
-          <w:sz w:val="16"/>
+          <w:sz w:val="14"/>
         </w:rPr>
-        <w:t>_________________________________________________________________________________</w:t>
+        <w:t>———————————————————————————————————————————————————————————————————————————</w:t>
       </w:r>
     </w:p>
     <w:p>
@@ -4454,10 +4454,10 @@
         </w:tblBorders>
       </w:tblPr>
       <w:tblGrid>
-        <w:gridCol w:w="2257"/>
-        <w:gridCol w:w="2257"/>
-        <w:gridCol w:w="2257"/>
-        <w:gridCol w:w="2257"/>
+        <w:gridCol w:w="2401"/>
+        <w:gridCol w:w="2401"/>
+        <w:gridCol w:w="2401"/>
+        <w:gridCol w:w="2401"/>
       </w:tblGrid>
       <w:tr>
         <w:trPr>
@@ -4467,7 +4467,7 @@
         </w:trPr>
         <w:tc>
           <w:tcPr>
-            <w:tcW w:type="dxa" w:w="2257"/>
+            <w:tcW w:type="dxa" w:w="2401"/>
             <w:vAlign w:val="center"/>
             <w:shd w:fill="1F3864"/>
             <w:tcMar>
@@ -4495,7 +4495,7 @@
         </w:tc>
         <w:tc>
           <w:tcPr>
-            <w:tcW w:type="dxa" w:w="2257"/>
+            <w:tcW w:type="dxa" w:w="2401"/>
             <w:vAlign w:val="center"/>
             <w:shd w:fill="1F3864"/>
             <w:tcMar>
@@ -4523,7 +4523,7 @@
         </w:tc>
         <w:tc>
           <w:tcPr>
-            <w:tcW w:type="dxa" w:w="2257"/>
+            <w:tcW w:type="dxa" w:w="2401"/>
             <w:vAlign w:val="center"/>
             <w:shd w:fill="1F3864"/>
             <w:tcMar>
@@ -4551,7 +4551,7 @@
         </w:tc>
         <w:tc>
           <w:tcPr>
-            <w:tcW w:type="dxa" w:w="2257"/>
+            <w:tcW w:type="dxa" w:w="2401"/>
             <w:vAlign w:val="center"/>
             <w:shd w:fill="1F3864"/>
             <w:tcMar>
@@ -4584,14 +4584,14 @@
         </w:trPr>
         <w:tc>
           <w:tcPr>
-            <w:tcW w:type="dxa" w:w="2257"/>
+            <w:tcW w:type="dxa" w:w="2401"/>
             <w:vAlign w:val="center"/>
             <w:shd w:fill="FFFFFF"/>
             <w:tcMar>
-              <w:top w:w="80" w:type="dxa"/>
-              <w:bottom w:w="80" w:type="dxa"/>
-              <w:left w:w="100" w:type="dxa"/>
-              <w:right w:w="100" w:type="dxa"/>
+              <w:top w:w="70" w:type="dxa"/>
+              <w:bottom w:w="70" w:type="dxa"/>
+              <w:left w:w="90" w:type="dxa"/>
+              <w:right w:w="90" w:type="dxa"/>
             </w:tcMar>
           </w:tcPr>
           <w:p>
@@ -4611,14 +4611,14 @@
         </w:tc>
         <w:tc>
           <w:tcPr>
-            <w:tcW w:type="dxa" w:w="2257"/>
+            <w:tcW w:type="dxa" w:w="2401"/>
             <w:vAlign w:val="center"/>
             <w:shd w:fill="FFFFFF"/>
             <w:tcMar>
-              <w:top w:w="80" w:type="dxa"/>
-              <w:bottom w:w="80" w:type="dxa"/>
-              <w:left w:w="100" w:type="dxa"/>
-              <w:right w:w="100" w:type="dxa"/>
+              <w:top w:w="70" w:type="dxa"/>
+              <w:bottom w:w="70" w:type="dxa"/>
+              <w:left w:w="90" w:type="dxa"/>
+              <w:right w:w="90" w:type="dxa"/>
             </w:tcMar>
           </w:tcPr>
           <w:p>
@@ -4638,14 +4638,14 @@
         </w:tc>
         <w:tc>
           <w:tcPr>
-            <w:tcW w:type="dxa" w:w="2257"/>
+            <w:tcW w:type="dxa" w:w="2401"/>
             <w:vAlign w:val="center"/>
             <w:shd w:fill="FFFFFF"/>
             <w:tcMar>
-              <w:top w:w="80" w:type="dxa"/>
-              <w:bottom w:w="80" w:type="dxa"/>
-              <w:left w:w="100" w:type="dxa"/>
-              <w:right w:w="100" w:type="dxa"/>
+              <w:top w:w="70" w:type="dxa"/>
+              <w:bottom w:w="70" w:type="dxa"/>
+              <w:left w:w="90" w:type="dxa"/>
+              <w:right w:w="90" w:type="dxa"/>
             </w:tcMar>
           </w:tcPr>
           <w:p>
@@ -4665,14 +4665,14 @@
         </w:tc>
         <w:tc>
           <w:tcPr>
-            <w:tcW w:type="dxa" w:w="2257"/>
+            <w:tcW w:type="dxa" w:w="2401"/>
             <w:vAlign w:val="center"/>
             <w:shd w:fill="FFFFFF"/>
             <w:tcMar>
-              <w:top w:w="80" w:type="dxa"/>
-              <w:bottom w:w="80" w:type="dxa"/>
-              <w:left w:w="100" w:type="dxa"/>
-              <w:right w:w="100" w:type="dxa"/>
+              <w:top w:w="70" w:type="dxa"/>
+              <w:bottom w:w="70" w:type="dxa"/>
+              <w:left w:w="90" w:type="dxa"/>
+              <w:right w:w="90" w:type="dxa"/>
             </w:tcMar>
           </w:tcPr>
           <w:p>
@@ -4697,14 +4697,14 @@
         </w:trPr>
         <w:tc>
           <w:tcPr>
-            <w:tcW w:type="dxa" w:w="2257"/>
+            <w:tcW w:type="dxa" w:w="2401"/>
             <w:vAlign w:val="center"/>
             <w:shd w:fill="F2F5F9"/>
             <w:tcMar>
-              <w:top w:w="80" w:type="dxa"/>
-              <w:bottom w:w="80" w:type="dxa"/>
-              <w:left w:w="100" w:type="dxa"/>
-              <w:right w:w="100" w:type="dxa"/>
+              <w:top w:w="70" w:type="dxa"/>
+              <w:bottom w:w="70" w:type="dxa"/>
+              <w:left w:w="90" w:type="dxa"/>
+              <w:right w:w="90" w:type="dxa"/>
             </w:tcMar>
           </w:tcPr>
           <w:p>
@@ -4724,14 +4724,14 @@
         </w:tc>
         <w:tc>
           <w:tcPr>
-            <w:tcW w:type="dxa" w:w="2257"/>
+            <w:tcW w:type="dxa" w:w="2401"/>
             <w:vAlign w:val="center"/>
             <w:shd w:fill="F2F5F9"/>
             <w:tcMar>
-              <w:top w:w="80" w:type="dxa"/>
-              <w:bottom w:w="80" w:type="dxa"/>
-              <w:left w:w="100" w:type="dxa"/>
-              <w:right w:w="100" w:type="dxa"/>
+              <w:top w:w="70" w:type="dxa"/>
+              <w:bottom w:w="70" w:type="dxa"/>
+              <w:left w:w="90" w:type="dxa"/>
+              <w:right w:w="90" w:type="dxa"/>
             </w:tcMar>
           </w:tcPr>
           <w:p>
@@ -4751,14 +4751,14 @@
         </w:tc>
         <w:tc>
           <w:tcPr>
-            <w:tcW w:type="dxa" w:w="2257"/>
+            <w:tcW w:type="dxa" w:w="2401"/>
             <w:vAlign w:val="center"/>
             <w:shd w:fill="F2F5F9"/>
             <w:tcMar>
-              <w:top w:w="80" w:type="dxa"/>
-              <w:bottom w:w="80" w:type="dxa"/>
-              <w:left w:w="100" w:type="dxa"/>
-              <w:right w:w="100" w:type="dxa"/>
+              <w:top w:w="70" w:type="dxa"/>
+              <w:bottom w:w="70" w:type="dxa"/>
+              <w:left w:w="90" w:type="dxa"/>
+              <w:right w:w="90" w:type="dxa"/>
             </w:tcMar>
           </w:tcPr>
           <w:p>
@@ -4778,14 +4778,14 @@
         </w:tc>
         <w:tc>
           <w:tcPr>
-            <w:tcW w:type="dxa" w:w="2257"/>
+            <w:tcW w:type="dxa" w:w="2401"/>
             <w:vAlign w:val="center"/>
             <w:shd w:fill="F2F5F9"/>
             <w:tcMar>
-              <w:top w:w="80" w:type="dxa"/>
-              <w:bottom w:w="80" w:type="dxa"/>
-              <w:left w:w="100" w:type="dxa"/>
-              <w:right w:w="100" w:type="dxa"/>
+              <w:top w:w="70" w:type="dxa"/>
+              <w:bottom w:w="70" w:type="dxa"/>
+              <w:left w:w="90" w:type="dxa"/>
+              <w:right w:w="90" w:type="dxa"/>
             </w:tcMar>
           </w:tcPr>
           <w:p>
@@ -4810,14 +4810,14 @@
         </w:trPr>
         <w:tc>
           <w:tcPr>
-            <w:tcW w:type="dxa" w:w="2257"/>
+            <w:tcW w:type="dxa" w:w="2401"/>
             <w:vAlign w:val="center"/>
             <w:shd w:fill="FFFFFF"/>
             <w:tcMar>
-              <w:top w:w="80" w:type="dxa"/>
-              <w:bottom w:w="80" w:type="dxa"/>
-              <w:left w:w="100" w:type="dxa"/>
-              <w:right w:w="100" w:type="dxa"/>
+              <w:top w:w="70" w:type="dxa"/>
+              <w:bottom w:w="70" w:type="dxa"/>
+              <w:left w:w="90" w:type="dxa"/>
+              <w:right w:w="90" w:type="dxa"/>
             </w:tcMar>
           </w:tcPr>
           <w:p>
@@ -4837,14 +4837,14 @@
         </w:tc>
         <w:tc>
           <w:tcPr>
-            <w:tcW w:type="dxa" w:w="2257"/>
+            <w:tcW w:type="dxa" w:w="2401"/>
             <w:vAlign w:val="center"/>
             <w:shd w:fill="FFFFFF"/>
             <w:tcMar>
-              <w:top w:w="80" w:type="dxa"/>
-              <w:bottom w:w="80" w:type="dxa"/>
-              <w:left w:w="100" w:type="dxa"/>
-              <w:right w:w="100" w:type="dxa"/>
+              <w:top w:w="70" w:type="dxa"/>
+              <w:bottom w:w="70" w:type="dxa"/>
+              <w:left w:w="90" w:type="dxa"/>
+              <w:right w:w="90" w:type="dxa"/>
             </w:tcMar>
           </w:tcPr>
           <w:p>
@@ -4864,14 +4864,14 @@
         </w:tc>
         <w:tc>
           <w:tcPr>
-            <w:tcW w:type="dxa" w:w="2257"/>
+            <w:tcW w:type="dxa" w:w="2401"/>
             <w:vAlign w:val="center"/>
             <w:shd w:fill="FFFFFF"/>
             <w:tcMar>
-              <w:top w:w="80" w:type="dxa"/>
-              <w:bottom w:w="80" w:type="dxa"/>
-              <w:left w:w="100" w:type="dxa"/>
-              <w:right w:w="100" w:type="dxa"/>
+              <w:top w:w="70" w:type="dxa"/>
+              <w:bottom w:w="70" w:type="dxa"/>
+              <w:left w:w="90" w:type="dxa"/>
+              <w:right w:w="90" w:type="dxa"/>
             </w:tcMar>
           </w:tcPr>
           <w:p>
@@ -4883,14 +4883,14 @@
         </w:tc>
         <w:tc>
           <w:tcPr>
-            <w:tcW w:type="dxa" w:w="2257"/>
+            <w:tcW w:type="dxa" w:w="2401"/>
             <w:vAlign w:val="center"/>
             <w:shd w:fill="FFFFFF"/>
             <w:tcMar>
-              <w:top w:w="80" w:type="dxa"/>
-              <w:bottom w:w="80" w:type="dxa"/>
-              <w:left w:w="100" w:type="dxa"/>
-              <w:right w:w="100" w:type="dxa"/>
+              <w:top w:w="70" w:type="dxa"/>
+              <w:bottom w:w="70" w:type="dxa"/>
+              <w:left w:w="90" w:type="dxa"/>
+              <w:right w:w="90" w:type="dxa"/>
             </w:tcMar>
           </w:tcPr>
           <w:p>
@@ -4915,14 +4915,14 @@
         </w:trPr>
         <w:tc>
           <w:tcPr>
-            <w:tcW w:type="dxa" w:w="2257"/>
+            <w:tcW w:type="dxa" w:w="2401"/>
             <w:vAlign w:val="center"/>
             <w:shd w:fill="F2F5F9"/>
             <w:tcMar>
-              <w:top w:w="80" w:type="dxa"/>
-              <w:bottom w:w="80" w:type="dxa"/>
-              <w:left w:w="100" w:type="dxa"/>
-              <w:right w:w="100" w:type="dxa"/>
+              <w:top w:w="70" w:type="dxa"/>
+              <w:bottom w:w="70" w:type="dxa"/>
+              <w:left w:w="90" w:type="dxa"/>
+              <w:right w:w="90" w:type="dxa"/>
             </w:tcMar>
           </w:tcPr>
           <w:p>
@@ -4934,14 +4934,14 @@
         </w:tc>
         <w:tc>
           <w:tcPr>
-            <w:tcW w:type="dxa" w:w="2257"/>
+            <w:tcW w:type="dxa" w:w="2401"/>
             <w:vAlign w:val="center"/>
             <w:shd w:fill="F2F5F9"/>
             <w:tcMar>
-              <w:top w:w="80" w:type="dxa"/>
-              <w:bottom w:w="80" w:type="dxa"/>
-              <w:left w:w="100" w:type="dxa"/>
-              <w:right w:w="100" w:type="dxa"/>
+              <w:top w:w="70" w:type="dxa"/>
+              <w:bottom w:w="70" w:type="dxa"/>
+              <w:left w:w="90" w:type="dxa"/>
+              <w:right w:w="90" w:type="dxa"/>
             </w:tcMar>
           </w:tcPr>
           <w:p>
@@ -4953,14 +4953,14 @@
         </w:tc>
         <w:tc>
           <w:tcPr>
-            <w:tcW w:type="dxa" w:w="2257"/>
+            <w:tcW w:type="dxa" w:w="2401"/>
             <w:vAlign w:val="center"/>
             <w:shd w:fill="F2F5F9"/>
             <w:tcMar>
-              <w:top w:w="80" w:type="dxa"/>
-              <w:bottom w:w="80" w:type="dxa"/>
-              <w:left w:w="100" w:type="dxa"/>
-              <w:right w:w="100" w:type="dxa"/>
+              <w:top w:w="70" w:type="dxa"/>
+              <w:bottom w:w="70" w:type="dxa"/>
+              <w:left w:w="90" w:type="dxa"/>
+              <w:right w:w="90" w:type="dxa"/>
             </w:tcMar>
           </w:tcPr>
           <w:p>
@@ -4972,14 +4972,14 @@
         </w:tc>
         <w:tc>
           <w:tcPr>
-            <w:tcW w:type="dxa" w:w="2257"/>
+            <w:tcW w:type="dxa" w:w="2401"/>
             <w:vAlign w:val="center"/>
             <w:shd w:fill="F2F5F9"/>
             <w:tcMar>
-              <w:top w:w="80" w:type="dxa"/>
-              <w:bottom w:w="80" w:type="dxa"/>
-              <w:left w:w="100" w:type="dxa"/>
-              <w:right w:w="100" w:type="dxa"/>
+              <w:top w:w="70" w:type="dxa"/>
+              <w:bottom w:w="70" w:type="dxa"/>
+              <w:left w:w="90" w:type="dxa"/>
+              <w:right w:w="90" w:type="dxa"/>
             </w:tcMar>
           </w:tcPr>
           <w:p>
@@ -5004,14 +5004,14 @@
         </w:trPr>
         <w:tc>
           <w:tcPr>
-            <w:tcW w:type="dxa" w:w="2257"/>
+            <w:tcW w:type="dxa" w:w="2401"/>
             <w:vAlign w:val="center"/>
             <w:shd w:fill="FFFFFF"/>
             <w:tcMar>
-              <w:top w:w="80" w:type="dxa"/>
-              <w:bottom w:w="80" w:type="dxa"/>
-              <w:left w:w="100" w:type="dxa"/>
-              <w:right w:w="100" w:type="dxa"/>
+              <w:top w:w="70" w:type="dxa"/>
+              <w:bottom w:w="70" w:type="dxa"/>
+              <w:left w:w="90" w:type="dxa"/>
+              <w:right w:w="90" w:type="dxa"/>
             </w:tcMar>
           </w:tcPr>
           <w:p>
@@ -5023,14 +5023,14 @@
         </w:tc>
         <w:tc>
           <w:tcPr>
-            <w:tcW w:type="dxa" w:w="2257"/>
+            <w:tcW w:type="dxa" w:w="2401"/>
             <w:vAlign w:val="center"/>
             <w:shd w:fill="FFFFFF"/>
             <w:tcMar>
-              <w:top w:w="80" w:type="dxa"/>
-              <w:bottom w:w="80" w:type="dxa"/>
-              <w:left w:w="100" w:type="dxa"/>
-              <w:right w:w="100" w:type="dxa"/>
+              <w:top w:w="70" w:type="dxa"/>
+              <w:bottom w:w="70" w:type="dxa"/>
+              <w:left w:w="90" w:type="dxa"/>
+              <w:right w:w="90" w:type="dxa"/>
             </w:tcMar>
           </w:tcPr>
           <w:p>
@@ -5042,14 +5042,14 @@
         </w:tc>
         <w:tc>
           <w:tcPr>
-            <w:tcW w:type="dxa" w:w="2257"/>
+            <w:tcW w:type="dxa" w:w="2401"/>
             <w:vAlign w:val="center"/>
             <w:shd w:fill="FFFFFF"/>
             <w:tcMar>
-              <w:top w:w="80" w:type="dxa"/>
-              <w:bottom w:w="80" w:type="dxa"/>
-              <w:left w:w="100" w:type="dxa"/>
-              <w:right w:w="100" w:type="dxa"/>
+              <w:top w:w="70" w:type="dxa"/>
+              <w:bottom w:w="70" w:type="dxa"/>
+              <w:left w:w="90" w:type="dxa"/>
+              <w:right w:w="90" w:type="dxa"/>
             </w:tcMar>
           </w:tcPr>
           <w:p>
@@ -5061,14 +5061,14 @@
         </w:tc>
         <w:tc>
           <w:tcPr>
-            <w:tcW w:type="dxa" w:w="2257"/>
+            <w:tcW w:type="dxa" w:w="2401"/>
             <w:vAlign w:val="center"/>
             <w:shd w:fill="FFFFFF"/>
             <w:tcMar>
-              <w:top w:w="80" w:type="dxa"/>
-              <w:bottom w:w="80" w:type="dxa"/>
-              <w:left w:w="100" w:type="dxa"/>
-              <w:right w:w="100" w:type="dxa"/>
+              <w:top w:w="70" w:type="dxa"/>
+              <w:bottom w:w="70" w:type="dxa"/>
+              <w:left w:w="90" w:type="dxa"/>
+              <w:right w:w="90" w:type="dxa"/>
             </w:tcMar>
           </w:tcPr>
           <w:p>
@@ -5093,14 +5093,14 @@
         </w:trPr>
         <w:tc>
           <w:tcPr>
-            <w:tcW w:type="dxa" w:w="2257"/>
+            <w:tcW w:type="dxa" w:w="2401"/>
             <w:vAlign w:val="center"/>
             <w:shd w:fill="F2F5F9"/>
             <w:tcMar>
-              <w:top w:w="80" w:type="dxa"/>
-              <w:bottom w:w="80" w:type="dxa"/>
-              <w:left w:w="100" w:type="dxa"/>
-              <w:right w:w="100" w:type="dxa"/>
+              <w:top w:w="70" w:type="dxa"/>
+              <w:bottom w:w="70" w:type="dxa"/>
+              <w:left w:w="90" w:type="dxa"/>
+              <w:right w:w="90" w:type="dxa"/>
             </w:tcMar>
           </w:tcPr>
           <w:p>
@@ -5112,14 +5112,14 @@
         </w:tc>
         <w:tc>
           <w:tcPr>
-            <w:tcW w:type="dxa" w:w="2257"/>
+            <w:tcW w:type="dxa" w:w="2401"/>
             <w:vAlign w:val="center"/>
             <w:shd w:fill="F2F5F9"/>
             <w:tcMar>
-              <w:top w:w="80" w:type="dxa"/>
-              <w:bottom w:w="80" w:type="dxa"/>
-              <w:left w:w="100" w:type="dxa"/>
-              <w:right w:w="100" w:type="dxa"/>
+              <w:top w:w="70" w:type="dxa"/>
+              <w:bottom w:w="70" w:type="dxa"/>
+              <w:left w:w="90" w:type="dxa"/>
+              <w:right w:w="90" w:type="dxa"/>
             </w:tcMar>
           </w:tcPr>
           <w:p>
@@ -5131,14 +5131,14 @@
         </w:tc>
         <w:tc>
           <w:tcPr>
-            <w:tcW w:type="dxa" w:w="2257"/>
+            <w:tcW w:type="dxa" w:w="2401"/>
             <w:vAlign w:val="center"/>
             <w:shd w:fill="F2F5F9"/>
             <w:tcMar>
-              <w:top w:w="80" w:type="dxa"/>
-              <w:bottom w:w="80" w:type="dxa"/>
-              <w:left w:w="100" w:type="dxa"/>
-              <w:right w:w="100" w:type="dxa"/>
+              <w:top w:w="70" w:type="dxa"/>
+              <w:bottom w:w="70" w:type="dxa"/>
+              <w:left w:w="90" w:type="dxa"/>
+              <w:right w:w="90" w:type="dxa"/>
             </w:tcMar>
           </w:tcPr>
           <w:p>
@@ -5150,14 +5150,14 @@
         </w:tc>
         <w:tc>
           <w:tcPr>
-            <w:tcW w:type="dxa" w:w="2257"/>
+            <w:tcW w:type="dxa" w:w="2401"/>
             <w:vAlign w:val="center"/>
             <w:shd w:fill="F2F5F9"/>
             <w:tcMar>
-              <w:top w:w="80" w:type="dxa"/>
-              <w:bottom w:w="80" w:type="dxa"/>
-              <w:left w:w="100" w:type="dxa"/>
-              <w:right w:w="100" w:type="dxa"/>
+              <w:top w:w="70" w:type="dxa"/>
+              <w:bottom w:w="70" w:type="dxa"/>
+              <w:left w:w="90" w:type="dxa"/>
+              <w:right w:w="90" w:type="dxa"/>
             </w:tcMar>
           </w:tcPr>
           <w:p>
@@ -5182,14 +5182,14 @@
         </w:trPr>
         <w:tc>
           <w:tcPr>
-            <w:tcW w:type="dxa" w:w="2257"/>
+            <w:tcW w:type="dxa" w:w="2401"/>
             <w:vAlign w:val="center"/>
             <w:shd w:fill="FFFFFF"/>
             <w:tcMar>
-              <w:top w:w="80" w:type="dxa"/>
-              <w:bottom w:w="80" w:type="dxa"/>
-              <w:left w:w="100" w:type="dxa"/>
-              <w:right w:w="100" w:type="dxa"/>
+              <w:top w:w="70" w:type="dxa"/>
+              <w:bottom w:w="70" w:type="dxa"/>
+              <w:left w:w="90" w:type="dxa"/>
+              <w:right w:w="90" w:type="dxa"/>
             </w:tcMar>
           </w:tcPr>
           <w:p>
@@ -5209,14 +5209,14 @@
         </w:tc>
         <w:tc>
           <w:tcPr>
-            <w:tcW w:type="dxa" w:w="2257"/>
+            <w:tcW w:type="dxa" w:w="2401"/>
             <w:vAlign w:val="center"/>
             <w:shd w:fill="FFFFFF"/>
             <w:tcMar>
-              <w:top w:w="80" w:type="dxa"/>
-              <w:bottom w:w="80" w:type="dxa"/>
-              <w:left w:w="100" w:type="dxa"/>
-              <w:right w:w="100" w:type="dxa"/>
+              <w:top w:w="70" w:type="dxa"/>
+              <w:bottom w:w="70" w:type="dxa"/>
+              <w:left w:w="90" w:type="dxa"/>
+              <w:right w:w="90" w:type="dxa"/>
             </w:tcMar>
           </w:tcPr>
           <w:p>
@@ -5236,14 +5236,14 @@
         </w:tc>
         <w:tc>
           <w:tcPr>
-            <w:tcW w:type="dxa" w:w="2257"/>
+            <w:tcW w:type="dxa" w:w="2401"/>
             <w:vAlign w:val="center"/>
             <w:shd w:fill="FFFFFF"/>
             <w:tcMar>
-              <w:top w:w="80" w:type="dxa"/>
-              <w:bottom w:w="80" w:type="dxa"/>
-              <w:left w:w="100" w:type="dxa"/>
-              <w:right w:w="100" w:type="dxa"/>
+              <w:top w:w="70" w:type="dxa"/>
+              <w:bottom w:w="70" w:type="dxa"/>
+              <w:left w:w="90" w:type="dxa"/>
+              <w:right w:w="90" w:type="dxa"/>
             </w:tcMar>
           </w:tcPr>
           <w:p>
@@ -5263,14 +5263,14 @@
         </w:tc>
         <w:tc>
           <w:tcPr>
-            <w:tcW w:type="dxa" w:w="2257"/>
+            <w:tcW w:type="dxa" w:w="2401"/>
             <w:vAlign w:val="center"/>
             <w:shd w:fill="FFFFFF"/>
             <w:tcMar>
-              <w:top w:w="80" w:type="dxa"/>
-              <w:bottom w:w="80" w:type="dxa"/>
-              <w:left w:w="100" w:type="dxa"/>
-              <w:right w:w="100" w:type="dxa"/>
+              <w:top w:w="70" w:type="dxa"/>
+              <w:bottom w:w="70" w:type="dxa"/>
+              <w:left w:w="90" w:type="dxa"/>
+              <w:right w:w="90" w:type="dxa"/>
             </w:tcMar>
           </w:tcPr>
           <w:p>
@@ -5295,14 +5295,14 @@
         </w:trPr>
         <w:tc>
           <w:tcPr>
-            <w:tcW w:type="dxa" w:w="2257"/>
+            <w:tcW w:type="dxa" w:w="2401"/>
             <w:vAlign w:val="center"/>
             <w:shd w:fill="F2F5F9"/>
             <w:tcMar>
-              <w:top w:w="80" w:type="dxa"/>
-              <w:bottom w:w="80" w:type="dxa"/>
-              <w:left w:w="100" w:type="dxa"/>
-              <w:right w:w="100" w:type="dxa"/>
+              <w:top w:w="70" w:type="dxa"/>
+              <w:bottom w:w="70" w:type="dxa"/>
+              <w:left w:w="90" w:type="dxa"/>
+              <w:right w:w="90" w:type="dxa"/>
             </w:tcMar>
           </w:tcPr>
           <w:p>
@@ -5322,14 +5322,14 @@
         </w:tc>
         <w:tc>
           <w:tcPr>
-            <w:tcW w:type="dxa" w:w="2257"/>
+            <w:tcW w:type="dxa" w:w="2401"/>
             <w:vAlign w:val="center"/>
             <w:shd w:fill="F2F5F9"/>
             <w:tcMar>
-              <w:top w:w="80" w:type="dxa"/>
-              <w:bottom w:w="80" w:type="dxa"/>
-              <w:left w:w="100" w:type="dxa"/>
-              <w:right w:w="100" w:type="dxa"/>
+              <w:top w:w="70" w:type="dxa"/>
+              <w:bottom w:w="70" w:type="dxa"/>
+              <w:left w:w="90" w:type="dxa"/>
+              <w:right w:w="90" w:type="dxa"/>
             </w:tcMar>
           </w:tcPr>
           <w:p>
@@ -5349,14 +5349,14 @@
         </w:tc>
         <w:tc>
           <w:tcPr>
-            <w:tcW w:type="dxa" w:w="2257"/>
+            <w:tcW w:type="dxa" w:w="2401"/>
             <w:vAlign w:val="center"/>
             <w:shd w:fill="F2F5F9"/>
             <w:tcMar>
-              <w:top w:w="80" w:type="dxa"/>
-              <w:bottom w:w="80" w:type="dxa"/>
-              <w:left w:w="100" w:type="dxa"/>
-              <w:right w:w="100" w:type="dxa"/>
+              <w:top w:w="70" w:type="dxa"/>
+              <w:bottom w:w="70" w:type="dxa"/>
+              <w:left w:w="90" w:type="dxa"/>
+              <w:right w:w="90" w:type="dxa"/>
             </w:tcMar>
           </w:tcPr>
           <w:p>
@@ -5368,14 +5368,14 @@
         </w:tc>
         <w:tc>
           <w:tcPr>
-            <w:tcW w:type="dxa" w:w="2257"/>
+            <w:tcW w:type="dxa" w:w="2401"/>
             <w:vAlign w:val="center"/>
             <w:shd w:fill="F2F5F9"/>
             <w:tcMar>
-              <w:top w:w="80" w:type="dxa"/>
-              <w:bottom w:w="80" w:type="dxa"/>
-              <w:left w:w="100" w:type="dxa"/>
-              <w:right w:w="100" w:type="dxa"/>
+              <w:top w:w="70" w:type="dxa"/>
+              <w:bottom w:w="70" w:type="dxa"/>
+              <w:left w:w="90" w:type="dxa"/>
+              <w:right w:w="90" w:type="dxa"/>
             </w:tcMar>
           </w:tcPr>
           <w:p>
@@ -5400,14 +5400,14 @@
         </w:trPr>
         <w:tc>
           <w:tcPr>
-            <w:tcW w:type="dxa" w:w="2257"/>
+            <w:tcW w:type="dxa" w:w="2401"/>
             <w:vAlign w:val="center"/>
             <w:shd w:fill="FFFFFF"/>
             <w:tcMar>
-              <w:top w:w="80" w:type="dxa"/>
-              <w:bottom w:w="80" w:type="dxa"/>
-              <w:left w:w="100" w:type="dxa"/>
-              <w:right w:w="100" w:type="dxa"/>
+              <w:top w:w="70" w:type="dxa"/>
+              <w:bottom w:w="70" w:type="dxa"/>
+              <w:left w:w="90" w:type="dxa"/>
+              <w:right w:w="90" w:type="dxa"/>
             </w:tcMar>
           </w:tcPr>
           <w:p>
@@ -5419,14 +5419,14 @@
         </w:tc>
         <w:tc>
           <w:tcPr>
-            <w:tcW w:type="dxa" w:w="2257"/>
+            <w:tcW w:type="dxa" w:w="2401"/>
             <w:vAlign w:val="center"/>
             <w:shd w:fill="FFFFFF"/>
             <w:tcMar>
-              <w:top w:w="80" w:type="dxa"/>
-              <w:bottom w:w="80" w:type="dxa"/>
-              <w:left w:w="100" w:type="dxa"/>
-              <w:right w:w="100" w:type="dxa"/>
+              <w:top w:w="70" w:type="dxa"/>
+              <w:bottom w:w="70" w:type="dxa"/>
+              <w:left w:w="90" w:type="dxa"/>
+              <w:right w:w="90" w:type="dxa"/>
             </w:tcMar>
           </w:tcPr>
           <w:p>
@@ -5438,14 +5438,14 @@
         </w:tc>
         <w:tc>
           <w:tcPr>
-            <w:tcW w:type="dxa" w:w="2257"/>
+            <w:tcW w:type="dxa" w:w="2401"/>
             <w:vAlign w:val="center"/>
             <w:shd w:fill="FFFFFF"/>
             <w:tcMar>
-              <w:top w:w="80" w:type="dxa"/>
-              <w:bottom w:w="80" w:type="dxa"/>
-              <w:left w:w="100" w:type="dxa"/>
-              <w:right w:w="100" w:type="dxa"/>
+              <w:top w:w="70" w:type="dxa"/>
+              <w:bottom w:w="70" w:type="dxa"/>
+              <w:left w:w="90" w:type="dxa"/>
+              <w:right w:w="90" w:type="dxa"/>
             </w:tcMar>
           </w:tcPr>
           <w:p>
@@ -5457,14 +5457,14 @@
         </w:tc>
         <w:tc>
           <w:tcPr>
-            <w:tcW w:type="dxa" w:w="2257"/>
+            <w:tcW w:type="dxa" w:w="2401"/>
             <w:vAlign w:val="center"/>
             <w:shd w:fill="FFFFFF"/>
             <w:tcMar>
-              <w:top w:w="80" w:type="dxa"/>
-              <w:bottom w:w="80" w:type="dxa"/>
-              <w:left w:w="100" w:type="dxa"/>
-              <w:right w:w="100" w:type="dxa"/>
+              <w:top w:w="70" w:type="dxa"/>
+              <w:bottom w:w="70" w:type="dxa"/>
+              <w:left w:w="90" w:type="dxa"/>
+              <w:right w:w="90" w:type="dxa"/>
             </w:tcMar>
           </w:tcPr>
           <w:p>
@@ -5489,14 +5489,14 @@
         </w:trPr>
         <w:tc>
           <w:tcPr>
-            <w:tcW w:type="dxa" w:w="2257"/>
+            <w:tcW w:type="dxa" w:w="2401"/>
             <w:vAlign w:val="center"/>
             <w:shd w:fill="F2F5F9"/>
             <w:tcMar>
-              <w:top w:w="80" w:type="dxa"/>
-              <w:bottom w:w="80" w:type="dxa"/>
-              <w:left w:w="100" w:type="dxa"/>
-              <w:right w:w="100" w:type="dxa"/>
+              <w:top w:w="70" w:type="dxa"/>
+              <w:bottom w:w="70" w:type="dxa"/>
+              <w:left w:w="90" w:type="dxa"/>
+              <w:right w:w="90" w:type="dxa"/>
             </w:tcMar>
           </w:tcPr>
           <w:p>
@@ -5516,14 +5516,14 @@
         </w:tc>
         <w:tc>
           <w:tcPr>
-            <w:tcW w:type="dxa" w:w="2257"/>
+            <w:tcW w:type="dxa" w:w="2401"/>
             <w:vAlign w:val="center"/>
             <w:shd w:fill="F2F5F9"/>
             <w:tcMar>
-              <w:top w:w="80" w:type="dxa"/>
-              <w:bottom w:w="80" w:type="dxa"/>
-              <w:left w:w="100" w:type="dxa"/>
-              <w:right w:w="100" w:type="dxa"/>
+              <w:top w:w="70" w:type="dxa"/>
+              <w:bottom w:w="70" w:type="dxa"/>
+              <w:left w:w="90" w:type="dxa"/>
+              <w:right w:w="90" w:type="dxa"/>
             </w:tcMar>
           </w:tcPr>
           <w:p>
@@ -5543,14 +5543,14 @@
         </w:tc>
         <w:tc>
           <w:tcPr>
-            <w:tcW w:type="dxa" w:w="2257"/>
+            <w:tcW w:type="dxa" w:w="2401"/>
             <w:vAlign w:val="center"/>
             <w:shd w:fill="F2F5F9"/>
             <w:tcMar>
-              <w:top w:w="80" w:type="dxa"/>
-              <w:bottom w:w="80" w:type="dxa"/>
-              <w:left w:w="100" w:type="dxa"/>
-              <w:right w:w="100" w:type="dxa"/>
+              <w:top w:w="70" w:type="dxa"/>
+              <w:bottom w:w="70" w:type="dxa"/>
+              <w:left w:w="90" w:type="dxa"/>
+              <w:right w:w="90" w:type="dxa"/>
             </w:tcMar>
           </w:tcPr>
           <w:p>
@@ -5570,14 +5570,14 @@
         </w:tc>
         <w:tc>
           <w:tcPr>
-            <w:tcW w:type="dxa" w:w="2257"/>
+            <w:tcW w:type="dxa" w:w="2401"/>
             <w:vAlign w:val="center"/>
             <w:shd w:fill="F2F5F9"/>
             <w:tcMar>
-              <w:top w:w="80" w:type="dxa"/>
-              <w:bottom w:w="80" w:type="dxa"/>
-              <w:left w:w="100" w:type="dxa"/>
-              <w:right w:w="100" w:type="dxa"/>
+              <w:top w:w="70" w:type="dxa"/>
+              <w:bottom w:w="70" w:type="dxa"/>
+              <w:left w:w="90" w:type="dxa"/>
+              <w:right w:w="90" w:type="dxa"/>
             </w:tcMar>
           </w:tcPr>
           <w:p>
@@ -5602,14 +5602,14 @@
         </w:trPr>
         <w:tc>
           <w:tcPr>
-            <w:tcW w:type="dxa" w:w="2257"/>
+            <w:tcW w:type="dxa" w:w="2401"/>
             <w:vAlign w:val="center"/>
             <w:shd w:fill="FFFFFF"/>
             <w:tcMar>
-              <w:top w:w="80" w:type="dxa"/>
-              <w:bottom w:w="80" w:type="dxa"/>
-              <w:left w:w="100" w:type="dxa"/>
-              <w:right w:w="100" w:type="dxa"/>
+              <w:top w:w="70" w:type="dxa"/>
+              <w:bottom w:w="70" w:type="dxa"/>
+              <w:left w:w="90" w:type="dxa"/>
+              <w:right w:w="90" w:type="dxa"/>
             </w:tcMar>
           </w:tcPr>
           <w:p>
@@ -5629,14 +5629,14 @@
         </w:tc>
         <w:tc>
           <w:tcPr>
-            <w:tcW w:type="dxa" w:w="2257"/>
+            <w:tcW w:type="dxa" w:w="2401"/>
             <w:vAlign w:val="center"/>
             <w:shd w:fill="FFFFFF"/>
             <w:tcMar>
-              <w:top w:w="80" w:type="dxa"/>
-              <w:bottom w:w="80" w:type="dxa"/>
-              <w:left w:w="100" w:type="dxa"/>
-              <w:right w:w="100" w:type="dxa"/>
+              <w:top w:w="70" w:type="dxa"/>
+              <w:bottom w:w="70" w:type="dxa"/>
+              <w:left w:w="90" w:type="dxa"/>
+              <w:right w:w="90" w:type="dxa"/>
             </w:tcMar>
           </w:tcPr>
           <w:p>
@@ -5656,14 +5656,14 @@
         </w:tc>
         <w:tc>
           <w:tcPr>
-            <w:tcW w:type="dxa" w:w="2257"/>
+            <w:tcW w:type="dxa" w:w="2401"/>
             <w:vAlign w:val="center"/>
             <w:shd w:fill="FFFFFF"/>
             <w:tcMar>
-              <w:top w:w="80" w:type="dxa"/>
-              <w:bottom w:w="80" w:type="dxa"/>
-              <w:left w:w="100" w:type="dxa"/>
-              <w:right w:w="100" w:type="dxa"/>
+              <w:top w:w="70" w:type="dxa"/>
+              <w:bottom w:w="70" w:type="dxa"/>
+              <w:left w:w="90" w:type="dxa"/>
+              <w:right w:w="90" w:type="dxa"/>
             </w:tcMar>
           </w:tcPr>
           <w:p>
@@ -5683,14 +5683,14 @@
         </w:tc>
         <w:tc>
           <w:tcPr>
-            <w:tcW w:type="dxa" w:w="2257"/>
+            <w:tcW w:type="dxa" w:w="2401"/>
             <w:vAlign w:val="center"/>
             <w:shd w:fill="FFFFFF"/>
             <w:tcMar>
-              <w:top w:w="80" w:type="dxa"/>
-              <w:bottom w:w="80" w:type="dxa"/>
-              <w:left w:w="100" w:type="dxa"/>
-              <w:right w:w="100" w:type="dxa"/>
+              <w:top w:w="70" w:type="dxa"/>
+              <w:bottom w:w="70" w:type="dxa"/>
+              <w:left w:w="90" w:type="dxa"/>
+              <w:right w:w="90" w:type="dxa"/>
             </w:tcMar>
           </w:tcPr>
           <w:p>
@@ -5715,14 +5715,14 @@
         </w:trPr>
         <w:tc>
           <w:tcPr>
-            <w:tcW w:type="dxa" w:w="2257"/>
+            <w:tcW w:type="dxa" w:w="2401"/>
             <w:vAlign w:val="center"/>
             <w:shd w:fill="F2F5F9"/>
             <w:tcMar>
-              <w:top w:w="80" w:type="dxa"/>
-              <w:bottom w:w="80" w:type="dxa"/>
-              <w:left w:w="100" w:type="dxa"/>
-              <w:right w:w="100" w:type="dxa"/>
+              <w:top w:w="70" w:type="dxa"/>
+              <w:bottom w:w="70" w:type="dxa"/>
+              <w:left w:w="90" w:type="dxa"/>
+              <w:right w:w="90" w:type="dxa"/>
             </w:tcMar>
           </w:tcPr>
           <w:p>
@@ -5734,14 +5734,14 @@
         </w:tc>
         <w:tc>
           <w:tcPr>
-            <w:tcW w:type="dxa" w:w="2257"/>
+            <w:tcW w:type="dxa" w:w="2401"/>
             <w:vAlign w:val="center"/>
             <w:shd w:fill="F2F5F9"/>
             <w:tcMar>
-              <w:top w:w="80" w:type="dxa"/>
-              <w:bottom w:w="80" w:type="dxa"/>
-              <w:left w:w="100" w:type="dxa"/>
-              <w:right w:w="100" w:type="dxa"/>
+              <w:top w:w="70" w:type="dxa"/>
+              <w:bottom w:w="70" w:type="dxa"/>
+              <w:left w:w="90" w:type="dxa"/>
+              <w:right w:w="90" w:type="dxa"/>
             </w:tcMar>
           </w:tcPr>
           <w:p>
@@ -5753,14 +5753,14 @@
         </w:tc>
         <w:tc>
           <w:tcPr>
-            <w:tcW w:type="dxa" w:w="2257"/>
+            <w:tcW w:type="dxa" w:w="2401"/>
             <w:vAlign w:val="center"/>
             <w:shd w:fill="F2F5F9"/>
             <w:tcMar>
-              <w:top w:w="80" w:type="dxa"/>
-              <w:bottom w:w="80" w:type="dxa"/>
-              <w:left w:w="100" w:type="dxa"/>
-              <w:right w:w="100" w:type="dxa"/>
+              <w:top w:w="70" w:type="dxa"/>
+              <w:bottom w:w="70" w:type="dxa"/>
+              <w:left w:w="90" w:type="dxa"/>
+              <w:right w:w="90" w:type="dxa"/>
             </w:tcMar>
           </w:tcPr>
           <w:p>
@@ -5772,14 +5772,14 @@
         </w:tc>
         <w:tc>
           <w:tcPr>
-            <w:tcW w:type="dxa" w:w="2257"/>
+            <w:tcW w:type="dxa" w:w="2401"/>
             <w:vAlign w:val="center"/>
             <w:shd w:fill="F2F5F9"/>
             <w:tcMar>
-              <w:top w:w="80" w:type="dxa"/>
-              <w:bottom w:w="80" w:type="dxa"/>
-              <w:left w:w="100" w:type="dxa"/>
-              <w:right w:w="100" w:type="dxa"/>
+              <w:top w:w="70" w:type="dxa"/>
+              <w:bottom w:w="70" w:type="dxa"/>
+              <w:left w:w="90" w:type="dxa"/>
+              <w:right w:w="90" w:type="dxa"/>
             </w:tcMar>
           </w:tcPr>
           <w:p>
@@ -5804,14 +5804,14 @@
         </w:trPr>
         <w:tc>
           <w:tcPr>
-            <w:tcW w:type="dxa" w:w="2257"/>
+            <w:tcW w:type="dxa" w:w="2401"/>
             <w:vAlign w:val="center"/>
             <w:shd w:fill="FFFFFF"/>
             <w:tcMar>
-              <w:top w:w="80" w:type="dxa"/>
-              <w:bottom w:w="80" w:type="dxa"/>
-              <w:left w:w="100" w:type="dxa"/>
-              <w:right w:w="100" w:type="dxa"/>
+              <w:top w:w="70" w:type="dxa"/>
+              <w:bottom w:w="70" w:type="dxa"/>
+              <w:left w:w="90" w:type="dxa"/>
+              <w:right w:w="90" w:type="dxa"/>
             </w:tcMar>
           </w:tcPr>
           <w:p>
@@ -5823,14 +5823,14 @@
         </w:tc>
         <w:tc>
           <w:tcPr>
-            <w:tcW w:type="dxa" w:w="2257"/>
+            <w:tcW w:type="dxa" w:w="2401"/>
             <w:vAlign w:val="center"/>
             <w:shd w:fill="FFFFFF"/>
             <w:tcMar>
-              <w:top w:w="80" w:type="dxa"/>
-              <w:bottom w:w="80" w:type="dxa"/>
-              <w:left w:w="100" w:type="dxa"/>
-              <w:right w:w="100" w:type="dxa"/>
+              <w:top w:w="70" w:type="dxa"/>
+              <w:bottom w:w="70" w:type="dxa"/>
+              <w:left w:w="90" w:type="dxa"/>
+              <w:right w:w="90" w:type="dxa"/>
             </w:tcMar>
           </w:tcPr>
           <w:p>
@@ -5842,14 +5842,14 @@
         </w:tc>
         <w:tc>
           <w:tcPr>
-            <w:tcW w:type="dxa" w:w="2257"/>
+            <w:tcW w:type="dxa" w:w="2401"/>
             <w:vAlign w:val="center"/>
             <w:shd w:fill="FFFFFF"/>
             <w:tcMar>
-              <w:top w:w="80" w:type="dxa"/>
-              <w:bottom w:w="80" w:type="dxa"/>
-              <w:left w:w="100" w:type="dxa"/>
-              <w:right w:w="100" w:type="dxa"/>
+              <w:top w:w="70" w:type="dxa"/>
+              <w:bottom w:w="70" w:type="dxa"/>
+              <w:left w:w="90" w:type="dxa"/>
+              <w:right w:w="90" w:type="dxa"/>
             </w:tcMar>
           </w:tcPr>
           <w:p>
@@ -5861,14 +5861,14 @@
         </w:tc>
         <w:tc>
           <w:tcPr>
-            <w:tcW w:type="dxa" w:w="2257"/>
+            <w:tcW w:type="dxa" w:w="2401"/>
             <w:vAlign w:val="center"/>
             <w:shd w:fill="FFFFFF"/>
             <w:tcMar>
-              <w:top w:w="80" w:type="dxa"/>
-              <w:bottom w:w="80" w:type="dxa"/>
-              <w:left w:w="100" w:type="dxa"/>
-              <w:right w:w="100" w:type="dxa"/>
+              <w:top w:w="70" w:type="dxa"/>
+              <w:bottom w:w="70" w:type="dxa"/>
+              <w:left w:w="90" w:type="dxa"/>
+              <w:right w:w="90" w:type="dxa"/>
             </w:tcMar>
           </w:tcPr>
           <w:p>
@@ -5890,7 +5890,7 @@
     </w:tbl>
     <w:p>
       <w:pPr>
-        <w:spacing w:after="120"/>
+        <w:spacing w:after="100"/>
       </w:pPr>
     </w:p>
     <w:p>
@@ -5900,9 +5900,9 @@
       <w:r>
         <w:rPr>
           <w:color w:val="C8D2E1"/>
-          <w:sz w:val="16"/>
+          <w:sz w:val="14"/>
         </w:rPr>
-        <w:t>_________________________________________________________________________________</w:t>
+        <w:t>———————————————————————————————————————————————————————————————————————————</w:t>
       </w:r>
     </w:p>
     <w:p>
@@ -5964,9 +5964,9 @@
         </w:tblBorders>
       </w:tblPr>
       <w:tblGrid>
-        <w:gridCol w:w="3010"/>
-        <w:gridCol w:w="3010"/>
-        <w:gridCol w:w="3010"/>
+        <w:gridCol w:w="3202"/>
+        <w:gridCol w:w="3202"/>
+        <w:gridCol w:w="3202"/>
       </w:tblGrid>
       <w:tr>
         <w:trPr>
@@ -5976,7 +5976,7 @@
         </w:trPr>
         <w:tc>
           <w:tcPr>
-            <w:tcW w:type="dxa" w:w="3010"/>
+            <w:tcW w:type="dxa" w:w="3202"/>
             <w:vAlign w:val="center"/>
             <w:shd w:fill="1F3864"/>
             <w:tcMar>
@@ -6004,7 +6004,7 @@
         </w:tc>
         <w:tc>
           <w:tcPr>
-            <w:tcW w:type="dxa" w:w="3010"/>
+            <w:tcW w:type="dxa" w:w="3202"/>
             <w:vAlign w:val="center"/>
             <w:shd w:fill="1F3864"/>
             <w:tcMar>
@@ -6032,7 +6032,7 @@
         </w:tc>
         <w:tc>
           <w:tcPr>
-            <w:tcW w:type="dxa" w:w="3010"/>
+            <w:tcW w:type="dxa" w:w="3202"/>
             <w:vAlign w:val="center"/>
             <w:shd w:fill="1F3864"/>
             <w:tcMar>
@@ -6065,14 +6065,14 @@
         </w:trPr>
         <w:tc>
           <w:tcPr>
-            <w:tcW w:type="dxa" w:w="3010"/>
+            <w:tcW w:type="dxa" w:w="3202"/>
             <w:vAlign w:val="center"/>
             <w:shd w:fill="FFFFFF"/>
             <w:tcMar>
-              <w:top w:w="80" w:type="dxa"/>
-              <w:bottom w:w="80" w:type="dxa"/>
-              <w:left w:w="100" w:type="dxa"/>
-              <w:right w:w="100" w:type="dxa"/>
+              <w:top w:w="70" w:type="dxa"/>
+              <w:bottom w:w="70" w:type="dxa"/>
+              <w:left w:w="90" w:type="dxa"/>
+              <w:right w:w="90" w:type="dxa"/>
             </w:tcMar>
           </w:tcPr>
           <w:p>
@@ -6092,14 +6092,14 @@
         </w:tc>
         <w:tc>
           <w:tcPr>
-            <w:tcW w:type="dxa" w:w="3010"/>
+            <w:tcW w:type="dxa" w:w="3202"/>
             <w:vAlign w:val="center"/>
             <w:shd w:fill="FFFFFF"/>
             <w:tcMar>
-              <w:top w:w="80" w:type="dxa"/>
-              <w:bottom w:w="80" w:type="dxa"/>
-              <w:left w:w="100" w:type="dxa"/>
-              <w:right w:w="100" w:type="dxa"/>
+              <w:top w:w="70" w:type="dxa"/>
+              <w:bottom w:w="70" w:type="dxa"/>
+              <w:left w:w="90" w:type="dxa"/>
+              <w:right w:w="90" w:type="dxa"/>
             </w:tcMar>
           </w:tcPr>
           <w:p>
@@ -6119,14 +6119,14 @@
         </w:tc>
         <w:tc>
           <w:tcPr>
-            <w:tcW w:type="dxa" w:w="3010"/>
+            <w:tcW w:type="dxa" w:w="3202"/>
             <w:vAlign w:val="center"/>
             <w:shd w:fill="FFFFFF"/>
             <w:tcMar>
-              <w:top w:w="80" w:type="dxa"/>
-              <w:bottom w:w="80" w:type="dxa"/>
-              <w:left w:w="100" w:type="dxa"/>
-              <w:right w:w="100" w:type="dxa"/>
+              <w:top w:w="70" w:type="dxa"/>
+              <w:bottom w:w="70" w:type="dxa"/>
+              <w:left w:w="90" w:type="dxa"/>
+              <w:right w:w="90" w:type="dxa"/>
             </w:tcMar>
           </w:tcPr>
           <w:p>
@@ -6151,14 +6151,14 @@
         </w:trPr>
         <w:tc>
           <w:tcPr>
-            <w:tcW w:type="dxa" w:w="3010"/>
+            <w:tcW w:type="dxa" w:w="3202"/>
             <w:vAlign w:val="center"/>
             <w:shd w:fill="F2F5F9"/>
             <w:tcMar>
-              <w:top w:w="80" w:type="dxa"/>
-              <w:bottom w:w="80" w:type="dxa"/>
-              <w:left w:w="100" w:type="dxa"/>
-              <w:right w:w="100" w:type="dxa"/>
+              <w:top w:w="70" w:type="dxa"/>
+              <w:bottom w:w="70" w:type="dxa"/>
+              <w:left w:w="90" w:type="dxa"/>
+              <w:right w:w="90" w:type="dxa"/>
             </w:tcMar>
           </w:tcPr>
           <w:p>
@@ -6178,14 +6178,14 @@
         </w:tc>
         <w:tc>
           <w:tcPr>
-            <w:tcW w:type="dxa" w:w="3010"/>
+            <w:tcW w:type="dxa" w:w="3202"/>
             <w:vAlign w:val="center"/>
             <w:shd w:fill="F2F5F9"/>
             <w:tcMar>
-              <w:top w:w="80" w:type="dxa"/>
-              <w:bottom w:w="80" w:type="dxa"/>
-              <w:left w:w="100" w:type="dxa"/>
-              <w:right w:w="100" w:type="dxa"/>
+              <w:top w:w="70" w:type="dxa"/>
+              <w:bottom w:w="70" w:type="dxa"/>
+              <w:left w:w="90" w:type="dxa"/>
+              <w:right w:w="90" w:type="dxa"/>
             </w:tcMar>
           </w:tcPr>
           <w:p>
@@ -6205,14 +6205,14 @@
         </w:tc>
         <w:tc>
           <w:tcPr>
-            <w:tcW w:type="dxa" w:w="3010"/>
+            <w:tcW w:type="dxa" w:w="3202"/>
             <w:vAlign w:val="center"/>
             <w:shd w:fill="F2F5F9"/>
             <w:tcMar>
-              <w:top w:w="80" w:type="dxa"/>
-              <w:bottom w:w="80" w:type="dxa"/>
-              <w:left w:w="100" w:type="dxa"/>
-              <w:right w:w="100" w:type="dxa"/>
+              <w:top w:w="70" w:type="dxa"/>
+              <w:bottom w:w="70" w:type="dxa"/>
+              <w:left w:w="90" w:type="dxa"/>
+              <w:right w:w="90" w:type="dxa"/>
             </w:tcMar>
           </w:tcPr>
           <w:p>
@@ -6237,14 +6237,14 @@
         </w:trPr>
         <w:tc>
           <w:tcPr>
-            <w:tcW w:type="dxa" w:w="3010"/>
+            <w:tcW w:type="dxa" w:w="3202"/>
             <w:vAlign w:val="center"/>
             <w:shd w:fill="FFFFFF"/>
             <w:tcMar>
-              <w:top w:w="80" w:type="dxa"/>
-              <w:bottom w:w="80" w:type="dxa"/>
-              <w:left w:w="100" w:type="dxa"/>
-              <w:right w:w="100" w:type="dxa"/>
+              <w:top w:w="70" w:type="dxa"/>
+              <w:bottom w:w="70" w:type="dxa"/>
+              <w:left w:w="90" w:type="dxa"/>
+              <w:right w:w="90" w:type="dxa"/>
             </w:tcMar>
           </w:tcPr>
           <w:p>
@@ -6264,14 +6264,14 @@
         </w:tc>
         <w:tc>
           <w:tcPr>
-            <w:tcW w:type="dxa" w:w="3010"/>
+            <w:tcW w:type="dxa" w:w="3202"/>
             <w:vAlign w:val="center"/>
             <w:shd w:fill="FFFFFF"/>
             <w:tcMar>
-              <w:top w:w="80" w:type="dxa"/>
-              <w:bottom w:w="80" w:type="dxa"/>
-              <w:left w:w="100" w:type="dxa"/>
-              <w:right w:w="100" w:type="dxa"/>
+              <w:top w:w="70" w:type="dxa"/>
+              <w:bottom w:w="70" w:type="dxa"/>
+              <w:left w:w="90" w:type="dxa"/>
+              <w:right w:w="90" w:type="dxa"/>
             </w:tcMar>
           </w:tcPr>
           <w:p>
@@ -6291,14 +6291,14 @@
         </w:tc>
         <w:tc>
           <w:tcPr>
-            <w:tcW w:type="dxa" w:w="3010"/>
+            <w:tcW w:type="dxa" w:w="3202"/>
             <w:vAlign w:val="center"/>
             <w:shd w:fill="FFFFFF"/>
             <w:tcMar>
-              <w:top w:w="80" w:type="dxa"/>
-              <w:bottom w:w="80" w:type="dxa"/>
-              <w:left w:w="100" w:type="dxa"/>
-              <w:right w:w="100" w:type="dxa"/>
+              <w:top w:w="70" w:type="dxa"/>
+              <w:bottom w:w="70" w:type="dxa"/>
+              <w:left w:w="90" w:type="dxa"/>
+              <w:right w:w="90" w:type="dxa"/>
             </w:tcMar>
           </w:tcPr>
           <w:p>
@@ -6323,14 +6323,14 @@
         </w:trPr>
         <w:tc>
           <w:tcPr>
-            <w:tcW w:type="dxa" w:w="3010"/>
+            <w:tcW w:type="dxa" w:w="3202"/>
             <w:vAlign w:val="center"/>
             <w:shd w:fill="F2F5F9"/>
             <w:tcMar>
-              <w:top w:w="80" w:type="dxa"/>
-              <w:bottom w:w="80" w:type="dxa"/>
-              <w:left w:w="100" w:type="dxa"/>
-              <w:right w:w="100" w:type="dxa"/>
+              <w:top w:w="70" w:type="dxa"/>
+              <w:bottom w:w="70" w:type="dxa"/>
+              <w:left w:w="90" w:type="dxa"/>
+              <w:right w:w="90" w:type="dxa"/>
             </w:tcMar>
           </w:tcPr>
           <w:p>
@@ -6350,14 +6350,14 @@
         </w:tc>
         <w:tc>
           <w:tcPr>
-            <w:tcW w:type="dxa" w:w="3010"/>
+            <w:tcW w:type="dxa" w:w="3202"/>
             <w:vAlign w:val="center"/>
             <w:shd w:fill="F2F5F9"/>
             <w:tcMar>
-              <w:top w:w="80" w:type="dxa"/>
-              <w:bottom w:w="80" w:type="dxa"/>
-              <w:left w:w="100" w:type="dxa"/>
-              <w:right w:w="100" w:type="dxa"/>
+              <w:top w:w="70" w:type="dxa"/>
+              <w:bottom w:w="70" w:type="dxa"/>
+              <w:left w:w="90" w:type="dxa"/>
+              <w:right w:w="90" w:type="dxa"/>
             </w:tcMar>
           </w:tcPr>
           <w:p>
@@ -6377,14 +6377,14 @@
         </w:tc>
         <w:tc>
           <w:tcPr>
-            <w:tcW w:type="dxa" w:w="3010"/>
+            <w:tcW w:type="dxa" w:w="3202"/>
             <w:vAlign w:val="center"/>
             <w:shd w:fill="F2F5F9"/>
             <w:tcMar>
-              <w:top w:w="80" w:type="dxa"/>
-              <w:bottom w:w="80" w:type="dxa"/>
-              <w:left w:w="100" w:type="dxa"/>
-              <w:right w:w="100" w:type="dxa"/>
+              <w:top w:w="70" w:type="dxa"/>
+              <w:bottom w:w="70" w:type="dxa"/>
+              <w:left w:w="90" w:type="dxa"/>
+              <w:right w:w="90" w:type="dxa"/>
             </w:tcMar>
           </w:tcPr>
           <w:p>
@@ -6409,14 +6409,14 @@
         </w:trPr>
         <w:tc>
           <w:tcPr>
-            <w:tcW w:type="dxa" w:w="3010"/>
+            <w:tcW w:type="dxa" w:w="3202"/>
             <w:vAlign w:val="center"/>
             <w:shd w:fill="FFFFFF"/>
             <w:tcMar>
-              <w:top w:w="80" w:type="dxa"/>
-              <w:bottom w:w="80" w:type="dxa"/>
-              <w:left w:w="100" w:type="dxa"/>
-              <w:right w:w="100" w:type="dxa"/>
+              <w:top w:w="70" w:type="dxa"/>
+              <w:bottom w:w="70" w:type="dxa"/>
+              <w:left w:w="90" w:type="dxa"/>
+              <w:right w:w="90" w:type="dxa"/>
             </w:tcMar>
           </w:tcPr>
           <w:p>
@@ -6436,14 +6436,14 @@
         </w:tc>
         <w:tc>
           <w:tcPr>
-            <w:tcW w:type="dxa" w:w="3010"/>
+            <w:tcW w:type="dxa" w:w="3202"/>
             <w:vAlign w:val="center"/>
             <w:shd w:fill="FFFFFF"/>
             <w:tcMar>
-              <w:top w:w="80" w:type="dxa"/>
-              <w:bottom w:w="80" w:type="dxa"/>
-              <w:left w:w="100" w:type="dxa"/>
-              <w:right w:w="100" w:type="dxa"/>
+              <w:top w:w="70" w:type="dxa"/>
+              <w:bottom w:w="70" w:type="dxa"/>
+              <w:left w:w="90" w:type="dxa"/>
+              <w:right w:w="90" w:type="dxa"/>
             </w:tcMar>
           </w:tcPr>
           <w:p>
@@ -6463,14 +6463,14 @@
         </w:tc>
         <w:tc>
           <w:tcPr>
-            <w:tcW w:type="dxa" w:w="3010"/>
+            <w:tcW w:type="dxa" w:w="3202"/>
             <w:vAlign w:val="center"/>
             <w:shd w:fill="FFFFFF"/>
             <w:tcMar>
-              <w:top w:w="80" w:type="dxa"/>
-              <w:bottom w:w="80" w:type="dxa"/>
-              <w:left w:w="100" w:type="dxa"/>
-              <w:right w:w="100" w:type="dxa"/>
+              <w:top w:w="70" w:type="dxa"/>
+              <w:bottom w:w="70" w:type="dxa"/>
+              <w:left w:w="90" w:type="dxa"/>
+              <w:right w:w="90" w:type="dxa"/>
             </w:tcMar>
           </w:tcPr>
           <w:p>
@@ -6495,14 +6495,14 @@
         </w:trPr>
         <w:tc>
           <w:tcPr>
-            <w:tcW w:type="dxa" w:w="3010"/>
+            <w:tcW w:type="dxa" w:w="3202"/>
             <w:vAlign w:val="center"/>
             <w:shd w:fill="F2F5F9"/>
             <w:tcMar>
-              <w:top w:w="80" w:type="dxa"/>
-              <w:bottom w:w="80" w:type="dxa"/>
-              <w:left w:w="100" w:type="dxa"/>
-              <w:right w:w="100" w:type="dxa"/>
+              <w:top w:w="70" w:type="dxa"/>
+              <w:bottom w:w="70" w:type="dxa"/>
+              <w:left w:w="90" w:type="dxa"/>
+              <w:right w:w="90" w:type="dxa"/>
             </w:tcMar>
           </w:tcPr>
           <w:p>
@@ -6522,14 +6522,14 @@
         </w:tc>
         <w:tc>
           <w:tcPr>
-            <w:tcW w:type="dxa" w:w="3010"/>
+            <w:tcW w:type="dxa" w:w="3202"/>
             <w:vAlign w:val="center"/>
             <w:shd w:fill="F2F5F9"/>
             <w:tcMar>
-              <w:top w:w="80" w:type="dxa"/>
-              <w:bottom w:w="80" w:type="dxa"/>
-              <w:left w:w="100" w:type="dxa"/>
-              <w:right w:w="100" w:type="dxa"/>
+              <w:top w:w="70" w:type="dxa"/>
+              <w:bottom w:w="70" w:type="dxa"/>
+              <w:left w:w="90" w:type="dxa"/>
+              <w:right w:w="90" w:type="dxa"/>
             </w:tcMar>
           </w:tcPr>
           <w:p>
@@ -6549,14 +6549,14 @@
         </w:tc>
         <w:tc>
           <w:tcPr>
-            <w:tcW w:type="dxa" w:w="3010"/>
+            <w:tcW w:type="dxa" w:w="3202"/>
             <w:vAlign w:val="center"/>
             <w:shd w:fill="F2F5F9"/>
             <w:tcMar>
-              <w:top w:w="80" w:type="dxa"/>
-              <w:bottom w:w="80" w:type="dxa"/>
-              <w:left w:w="100" w:type="dxa"/>
-              <w:right w:w="100" w:type="dxa"/>
+              <w:top w:w="70" w:type="dxa"/>
+              <w:bottom w:w="70" w:type="dxa"/>
+              <w:left w:w="90" w:type="dxa"/>
+              <w:right w:w="90" w:type="dxa"/>
             </w:tcMar>
           </w:tcPr>
           <w:p>
@@ -6578,7 +6578,7 @@
     </w:tbl>
     <w:p>
       <w:pPr>
-        <w:spacing w:after="120"/>
+        <w:spacing w:after="100"/>
       </w:pPr>
     </w:p>
     <w:p>
@@ -6588,9 +6588,9 @@
       <w:r>
         <w:rPr>
           <w:color w:val="C8D2E1"/>
-          <w:sz w:val="16"/>
+          <w:sz w:val="14"/>
         </w:rPr>
-        <w:t>_________________________________________________________________________________</w:t>
+        <w:t>———————————————————————————————————————————————————————————————————————————</w:t>
       </w:r>
     </w:p>
     <w:p>
@@ -6622,13 +6622,53 @@
       </w:r>
     </w:p>
     <w:sectPr>
+      <w:headerReference w:type="default" r:id="rId9"/>
+      <w:footerReference w:type="default" r:id="rId10"/>
       <w:pgSz w:w="11909" w:h="16834"/>
-      <w:pgMar w:top="1440" w:right="1440" w:bottom="1440" w:left="1440" w:header="720" w:footer="720" w:gutter="0"/>
+      <w:pgMar w:top="1152" w:right="1152" w:bottom="1152" w:left="1152" w:header="720" w:footer="720" w:gutter="0"/>
       <w:cols w:space="720"/>
       <w:docGrid w:linePitch="360"/>
     </w:sectPr>
   </w:body>
 </w:document>
+</file>
+
+<file path=word/footer1.xml><?xml version="1.0" encoding="utf-8"?>
+<w:ftr xmlns:m="http://schemas.openxmlformats.org/officeDocument/2006/math" xmlns:mc="http://schemas.openxmlformats.org/markup-compatibility/2006" xmlns:mo="http://schemas.microsoft.com/office/mac/office/2008/main" xmlns:mv="urn:schemas-microsoft-com:mac:vml" xmlns:o="urn:schemas-microsoft-com:office:office" xmlns:r="http://schemas.openxmlformats.org/officeDocument/2006/relationships" xmlns:v="urn:schemas-microsoft-com:vml" xmlns:w10="urn:schemas-microsoft-com:office:word" xmlns:w14="http://schemas.microsoft.com/office/word/2010/wordml" xmlns:w="http://schemas.openxmlformats.org/wordprocessingml/2006/main" xmlns:wne="http://schemas.microsoft.com/office/word/2006/wordml" xmlns:wp14="http://schemas.microsoft.com/office/word/2010/wordprocessingDrawing" xmlns:wp="http://schemas.openxmlformats.org/drawingml/2006/wordprocessingDrawing" xmlns:wpc="http://schemas.microsoft.com/office/word/2010/wordprocessingCanvas" xmlns:wpg="http://schemas.microsoft.com/office/word/2010/wordprocessingGroup" xmlns:wpi="http://schemas.microsoft.com/office/word/2010/wordprocessingInk" xmlns:wps="http://schemas.microsoft.com/office/word/2010/wordprocessingShape" mc:Ignorable="w14 wp14">
+  <w:p>
+    <w:pPr>
+      <w:pStyle w:val="Footer"/>
+      <w:jc w:val="left"/>
+    </w:pPr>
+    <w:r>
+      <w:rPr>
+        <w:rFonts w:ascii="Calibri" w:hAnsi="Calibri"/>
+        <w:color w:val="646464"/>
+        <w:sz w:val="17"/>
+      </w:rPr>
+      <w:t>Buku Kurikulum KPT-OBE SISTEKIN 2026  |  FSTI Universitas Widyagama Malang</w:t>
+    </w:r>
+  </w:p>
+</w:ftr>
+</file>
+
+<file path=word/header1.xml><?xml version="1.0" encoding="utf-8"?>
+<w:hdr xmlns:m="http://schemas.openxmlformats.org/officeDocument/2006/math" xmlns:mc="http://schemas.openxmlformats.org/markup-compatibility/2006" xmlns:mo="http://schemas.microsoft.com/office/mac/office/2008/main" xmlns:mv="urn:schemas-microsoft-com:mac:vml" xmlns:o="urn:schemas-microsoft-com:office:office" xmlns:r="http://schemas.openxmlformats.org/officeDocument/2006/relationships" xmlns:v="urn:schemas-microsoft-com:vml" xmlns:w10="urn:schemas-microsoft-com:office:word" xmlns:w14="http://schemas.microsoft.com/office/word/2010/wordml" xmlns:w="http://schemas.openxmlformats.org/wordprocessingml/2006/main" xmlns:wne="http://schemas.microsoft.com/office/word/2006/wordml" xmlns:wp14="http://schemas.microsoft.com/office/word/2010/wordprocessingDrawing" xmlns:wp="http://schemas.openxmlformats.org/drawingml/2006/wordprocessingDrawing" xmlns:wpc="http://schemas.microsoft.com/office/word/2010/wordprocessingCanvas" xmlns:wpg="http://schemas.microsoft.com/office/word/2010/wordprocessingGroup" xmlns:wpi="http://schemas.microsoft.com/office/word/2010/wordprocessingInk" xmlns:wps="http://schemas.microsoft.com/office/word/2010/wordprocessingShape" mc:Ignorable="w14 wp14">
+  <w:p>
+    <w:pPr>
+      <w:pStyle w:val="Header"/>
+      <w:jc w:val="right"/>
+    </w:pPr>
+    <w:r>
+      <w:rPr>
+        <w:rFonts w:ascii="Calibri" w:hAnsi="Calibri"/>
+        <w:color w:val="646464"/>
+        <w:sz w:val="17"/>
+      </w:rPr>
+      <w:t>PROGRAM STUDI SISTEM DAN TEKNOLOGI INFORMASI (SISTEKIN) — FSTI UWG</w:t>
+    </w:r>
+  </w:p>
+</w:hdr>
 </file>
 
 <file path=word/numbering.xml><?xml version="1.0" encoding="utf-8"?>
